--- a/8-资源管理/运行记录类文件/SFKJ-ITSS-0808-运维资源应用情况说明.docx
+++ b/8-资源管理/运行记录类文件/SFKJ-ITSS-0808-运维资源应用情况说明.docx
@@ -4782,8 +4782,6 @@
           <w:tab w:val="right" w:leader="dot" w:pos="8306"/>
         </w:tabs>
       </w:pPr>
-      <w:bookmarkStart w:id="109" w:name="_GoBack"/>
-      <w:bookmarkEnd w:id="109"/>
       <w:r>
         <w:fldChar w:fldCharType="begin"/>
       </w:r>
@@ -11303,8 +11301,8 @@
         <w:snapToGrid w:val="0"/>
         <w:textAlignment w:val="baseline"/>
       </w:pPr>
-      <w:bookmarkStart w:id="22" w:name="heading_7"/>
-      <w:bookmarkStart w:id="23" w:name="_Toc9806"/>
+      <w:bookmarkStart w:id="22" w:name="_Toc9806"/>
+      <w:bookmarkStart w:id="23" w:name="heading_7"/>
       <w:r>
         <w:rPr>
           <w:rFonts w:hint="eastAsia"/>
@@ -11336,8 +11334,8 @@
         <w:snapToGrid w:val="0"/>
         <w:textAlignment w:val="baseline"/>
       </w:pPr>
-      <w:bookmarkStart w:id="24" w:name="heading_8"/>
-      <w:bookmarkStart w:id="25" w:name="_Toc21540"/>
+      <w:bookmarkStart w:id="24" w:name="_Toc21540"/>
+      <w:bookmarkStart w:id="25" w:name="heading_8"/>
       <w:r>
         <w:rPr>
           <w:rFonts w:hint="eastAsia"/>
@@ -18172,8 +18170,8 @@
       <w:r>
         <w:drawing>
           <wp:inline distT="0" distB="0" distL="114300" distR="114300">
-            <wp:extent cx="5266690" cy="1770380"/>
-            <wp:effectExtent l="0" t="0" r="10160" b="1270"/>
+            <wp:extent cx="5266690" cy="1769745"/>
+            <wp:effectExtent l="0" t="0" r="6350" b="13335"/>
             <wp:docPr id="46" name="图片 36"/>
             <wp:cNvGraphicFramePr>
               <a:graphicFrameLocks xmlns:a="http://schemas.openxmlformats.org/drawingml/2006/main" noChangeAspect="1"/>
@@ -18196,7 +18194,7 @@
                   <pic:spPr>
                     <a:xfrm>
                       <a:off x="0" y="0"/>
-                      <a:ext cx="5266690" cy="1770380"/>
+                      <a:ext cx="5266690" cy="1769745"/>
                     </a:xfrm>
                     <a:prstGeom prst="rect">
                       <a:avLst/>
@@ -18436,8 +18434,8 @@
       <w:r>
         <w:drawing>
           <wp:inline distT="0" distB="0" distL="114300" distR="114300">
-            <wp:extent cx="5259705" cy="2306955"/>
-            <wp:effectExtent l="0" t="0" r="17145" b="17145"/>
+            <wp:extent cx="5259705" cy="2079625"/>
+            <wp:effectExtent l="0" t="0" r="13335" b="8255"/>
             <wp:docPr id="47" name="图片 37"/>
             <wp:cNvGraphicFramePr>
               <a:graphicFrameLocks xmlns:a="http://schemas.openxmlformats.org/drawingml/2006/main" noChangeAspect="1"/>
@@ -18460,7 +18458,7 @@
                   <pic:spPr>
                     <a:xfrm>
                       <a:off x="0" y="0"/>
-                      <a:ext cx="5259705" cy="2306955"/>
+                      <a:ext cx="5259705" cy="2079625"/>
                     </a:xfrm>
                     <a:prstGeom prst="rect">
                       <a:avLst/>
@@ -20579,8 +20577,8 @@
         <w:snapToGrid w:val="0"/>
         <w:textAlignment w:val="baseline"/>
       </w:pPr>
-      <w:bookmarkStart w:id="67" w:name="heading_10"/>
-      <w:bookmarkStart w:id="68" w:name="_Toc30613"/>
+      <w:bookmarkStart w:id="67" w:name="_Toc30613"/>
+      <w:bookmarkStart w:id="68" w:name="heading_10"/>
       <w:r>
         <w:t>应用情况</w:t>
       </w:r>
@@ -21054,8 +21052,8 @@
         <w:snapToGrid w:val="0"/>
         <w:textAlignment w:val="baseline"/>
       </w:pPr>
-      <w:bookmarkStart w:id="78" w:name="heading_20"/>
-      <w:bookmarkStart w:id="79" w:name="_Toc4410"/>
+      <w:bookmarkStart w:id="78" w:name="_Toc4410"/>
+      <w:bookmarkStart w:id="79" w:name="heading_20"/>
       <w:r>
         <w:t>备件库应用情况</w:t>
       </w:r>
@@ -21383,24 +21381,13 @@
         </w:rPr>
         <w:t>。</w:t>
       </w:r>
-      <w:r>
-        <w:rPr>
-          <w:rFonts w:hint="eastAsia"/>
-        </w:rPr>
-        <w:t>全年均值9</w:t>
-      </w:r>
-      <w:r>
-        <w:rPr>
-          <w:rFonts w:hint="eastAsia"/>
-          <w:lang w:val="en-US" w:eastAsia="zh-CN"/>
-        </w:rPr>
-        <w:t>6.</w:t>
-      </w:r>
-      <w:r>
-        <w:rPr>
-          <w:rFonts w:hint="eastAsia"/>
-        </w:rPr>
-        <w:t>5%，持续优于目标值。</w:t>
+      <w:bookmarkStart w:id="109" w:name="_GoBack"/>
+      <w:bookmarkEnd w:id="109"/>
+      <w:r>
+        <w:rPr>
+          <w:rFonts w:hint="eastAsia"/>
+        </w:rPr>
+        <w:t>持续优于目标值。</w:t>
       </w:r>
     </w:p>
     <w:p>
@@ -21626,8 +21613,8 @@
         <w:snapToGrid w:val="0"/>
         <w:textAlignment w:val="baseline"/>
       </w:pPr>
-      <w:bookmarkStart w:id="92" w:name="heading_31"/>
-      <w:bookmarkStart w:id="93" w:name="_Toc21158"/>
+      <w:bookmarkStart w:id="92" w:name="_Toc21158"/>
+      <w:bookmarkStart w:id="93" w:name="heading_31"/>
       <w:r>
         <w:t>核心管理机制的应用与执行情况</w:t>
       </w:r>
@@ -21813,8 +21800,8 @@
         <w:snapToGrid w:val="0"/>
         <w:textAlignment w:val="baseline"/>
       </w:pPr>
-      <w:bookmarkStart w:id="94" w:name="heading_36"/>
-      <w:bookmarkStart w:id="95" w:name="_Toc2303"/>
+      <w:bookmarkStart w:id="94" w:name="_Toc2303"/>
+      <w:bookmarkStart w:id="95" w:name="heading_36"/>
       <w:r>
         <w:t>关键绩效指标达成情况</w:t>
       </w:r>

--- a/8-资源管理/运行记录类文件/SFKJ-ITSS-0808-运维资源应用情况说明.docx
+++ b/8-资源管理/运行记录类文件/SFKJ-ITSS-0808-运维资源应用情况说明.docx
@@ -3056,7 +3056,7 @@
             <w:fldChar w:fldCharType="begin"/>
           </w:r>
           <w:r>
-            <w:instrText xml:space="preserve"> HYPERLINK \l _Toc27856 </w:instrText>
+            <w:instrText xml:space="preserve"> HYPERLINK \l _Toc11167 </w:instrText>
           </w:r>
           <w:r>
             <w:fldChar w:fldCharType="separate"/>
@@ -3077,7 +3077,7 @@
             <w:fldChar w:fldCharType="begin"/>
           </w:r>
           <w:r>
-            <w:instrText xml:space="preserve"> PAGEREF _Toc27856 \h </w:instrText>
+            <w:instrText xml:space="preserve"> PAGEREF _Toc11167 \h </w:instrText>
           </w:r>
           <w:r>
             <w:fldChar w:fldCharType="separate"/>
@@ -3103,7 +3103,7 @@
             <w:fldChar w:fldCharType="begin"/>
           </w:r>
           <w:r>
-            <w:instrText xml:space="preserve"> HYPERLINK \l _Toc10348 </w:instrText>
+            <w:instrText xml:space="preserve"> HYPERLINK \l _Toc7697 </w:instrText>
           </w:r>
           <w:r>
             <w:fldChar w:fldCharType="separate"/>
@@ -3124,7 +3124,7 @@
             <w:fldChar w:fldCharType="begin"/>
           </w:r>
           <w:r>
-            <w:instrText xml:space="preserve"> PAGEREF _Toc10348 \h </w:instrText>
+            <w:instrText xml:space="preserve"> PAGEREF _Toc7697 \h </w:instrText>
           </w:r>
           <w:r>
             <w:fldChar w:fldCharType="separate"/>
@@ -3150,7 +3150,7 @@
             <w:fldChar w:fldCharType="begin"/>
           </w:r>
           <w:r>
-            <w:instrText xml:space="preserve"> HYPERLINK \l _Toc18666 </w:instrText>
+            <w:instrText xml:space="preserve"> HYPERLINK \l _Toc14587 </w:instrText>
           </w:r>
           <w:r>
             <w:fldChar w:fldCharType="separate"/>
@@ -3171,7 +3171,7 @@
             <w:fldChar w:fldCharType="begin"/>
           </w:r>
           <w:r>
-            <w:instrText xml:space="preserve"> PAGEREF _Toc18666 \h </w:instrText>
+            <w:instrText xml:space="preserve"> PAGEREF _Toc14587 \h </w:instrText>
           </w:r>
           <w:r>
             <w:fldChar w:fldCharType="separate"/>
@@ -3197,7 +3197,7 @@
             <w:fldChar w:fldCharType="begin"/>
           </w:r>
           <w:r>
-            <w:instrText xml:space="preserve"> HYPERLINK \l _Toc6317 </w:instrText>
+            <w:instrText xml:space="preserve"> HYPERLINK \l _Toc24556 </w:instrText>
           </w:r>
           <w:r>
             <w:fldChar w:fldCharType="separate"/>
@@ -3218,7 +3218,7 @@
             <w:fldChar w:fldCharType="begin"/>
           </w:r>
           <w:r>
-            <w:instrText xml:space="preserve"> PAGEREF _Toc6317 \h </w:instrText>
+            <w:instrText xml:space="preserve"> PAGEREF _Toc24556 \h </w:instrText>
           </w:r>
           <w:r>
             <w:fldChar w:fldCharType="separate"/>
@@ -3244,7 +3244,7 @@
             <w:fldChar w:fldCharType="begin"/>
           </w:r>
           <w:r>
-            <w:instrText xml:space="preserve"> HYPERLINK \l _Toc21534 </w:instrText>
+            <w:instrText xml:space="preserve"> HYPERLINK \l _Toc22719 </w:instrText>
           </w:r>
           <w:r>
             <w:fldChar w:fldCharType="separate"/>
@@ -3265,7 +3265,7 @@
             <w:fldChar w:fldCharType="begin"/>
           </w:r>
           <w:r>
-            <w:instrText xml:space="preserve"> PAGEREF _Toc21534 \h </w:instrText>
+            <w:instrText xml:space="preserve"> PAGEREF _Toc22719 \h </w:instrText>
           </w:r>
           <w:r>
             <w:fldChar w:fldCharType="separate"/>
@@ -3291,7 +3291,7 @@
             <w:fldChar w:fldCharType="begin"/>
           </w:r>
           <w:r>
-            <w:instrText xml:space="preserve"> HYPERLINK \l _Toc9806 </w:instrText>
+            <w:instrText xml:space="preserve"> HYPERLINK \l _Toc26430 </w:instrText>
           </w:r>
           <w:r>
             <w:fldChar w:fldCharType="separate"/>
@@ -3319,7 +3319,7 @@
             <w:fldChar w:fldCharType="begin"/>
           </w:r>
           <w:r>
-            <w:instrText xml:space="preserve"> PAGEREF _Toc9806 \h </w:instrText>
+            <w:instrText xml:space="preserve"> PAGEREF _Toc26430 \h </w:instrText>
           </w:r>
           <w:r>
             <w:fldChar w:fldCharType="separate"/>
@@ -3345,7 +3345,7 @@
             <w:fldChar w:fldCharType="begin"/>
           </w:r>
           <w:r>
-            <w:instrText xml:space="preserve"> HYPERLINK \l _Toc21540 </w:instrText>
+            <w:instrText xml:space="preserve"> HYPERLINK \l _Toc17225 </w:instrText>
           </w:r>
           <w:r>
             <w:fldChar w:fldCharType="separate"/>
@@ -3373,7 +3373,7 @@
             <w:fldChar w:fldCharType="begin"/>
           </w:r>
           <w:r>
-            <w:instrText xml:space="preserve"> PAGEREF _Toc21540 \h </w:instrText>
+            <w:instrText xml:space="preserve"> PAGEREF _Toc17225 \h </w:instrText>
           </w:r>
           <w:r>
             <w:fldChar w:fldCharType="separate"/>
@@ -3399,7 +3399,7 @@
             <w:fldChar w:fldCharType="begin"/>
           </w:r>
           <w:r>
-            <w:instrText xml:space="preserve"> HYPERLINK \l _Toc1954 </w:instrText>
+            <w:instrText xml:space="preserve"> HYPERLINK \l _Toc15193 </w:instrText>
           </w:r>
           <w:r>
             <w:fldChar w:fldCharType="separate"/>
@@ -3420,7 +3420,7 @@
             <w:fldChar w:fldCharType="begin"/>
           </w:r>
           <w:r>
-            <w:instrText xml:space="preserve"> PAGEREF _Toc1954 \h </w:instrText>
+            <w:instrText xml:space="preserve"> PAGEREF _Toc15193 \h </w:instrText>
           </w:r>
           <w:r>
             <w:fldChar w:fldCharType="separate"/>
@@ -3446,7 +3446,7 @@
             <w:fldChar w:fldCharType="begin"/>
           </w:r>
           <w:r>
-            <w:instrText xml:space="preserve"> HYPERLINK \l _Toc30613 </w:instrText>
+            <w:instrText xml:space="preserve"> HYPERLINK \l _Toc3489 </w:instrText>
           </w:r>
           <w:r>
             <w:fldChar w:fldCharType="separate"/>
@@ -3467,13 +3467,13 @@
             <w:fldChar w:fldCharType="begin"/>
           </w:r>
           <w:r>
-            <w:instrText xml:space="preserve"> PAGEREF _Toc30613 \h </w:instrText>
+            <w:instrText xml:space="preserve"> PAGEREF _Toc3489 \h </w:instrText>
           </w:r>
           <w:r>
             <w:fldChar w:fldCharType="separate"/>
           </w:r>
           <w:r>
-            <w:t>25</w:t>
+            <w:t>26</w:t>
           </w:r>
           <w:r>
             <w:fldChar w:fldCharType="end"/>
@@ -3493,7 +3493,7 @@
             <w:fldChar w:fldCharType="begin"/>
           </w:r>
           <w:r>
-            <w:instrText xml:space="preserve"> HYPERLINK \l _Toc1066 </w:instrText>
+            <w:instrText xml:space="preserve"> HYPERLINK \l _Toc4240 </w:instrText>
           </w:r>
           <w:r>
             <w:fldChar w:fldCharType="separate"/>
@@ -3514,13 +3514,13 @@
             <w:fldChar w:fldCharType="begin"/>
           </w:r>
           <w:r>
-            <w:instrText xml:space="preserve"> PAGEREF _Toc1066 \h </w:instrText>
+            <w:instrText xml:space="preserve"> PAGEREF _Toc4240 \h </w:instrText>
           </w:r>
           <w:r>
             <w:fldChar w:fldCharType="separate"/>
           </w:r>
           <w:r>
-            <w:t>25</w:t>
+            <w:t>26</w:t>
           </w:r>
           <w:r>
             <w:fldChar w:fldCharType="end"/>
@@ -3540,7 +3540,7 @@
             <w:fldChar w:fldCharType="begin"/>
           </w:r>
           <w:r>
-            <w:instrText xml:space="preserve"> HYPERLINK \l _Toc5646 </w:instrText>
+            <w:instrText xml:space="preserve"> HYPERLINK \l _Toc24287 </w:instrText>
           </w:r>
           <w:r>
             <w:fldChar w:fldCharType="separate"/>
@@ -3561,13 +3561,13 @@
             <w:fldChar w:fldCharType="begin"/>
           </w:r>
           <w:r>
-            <w:instrText xml:space="preserve"> PAGEREF _Toc5646 \h </w:instrText>
+            <w:instrText xml:space="preserve"> PAGEREF _Toc24287 \h </w:instrText>
           </w:r>
           <w:r>
             <w:fldChar w:fldCharType="separate"/>
           </w:r>
           <w:r>
-            <w:t>25</w:t>
+            <w:t>26</w:t>
           </w:r>
           <w:r>
             <w:fldChar w:fldCharType="end"/>
@@ -3587,7 +3587,7 @@
             <w:fldChar w:fldCharType="begin"/>
           </w:r>
           <w:r>
-            <w:instrText xml:space="preserve"> HYPERLINK \l _Toc4774 </w:instrText>
+            <w:instrText xml:space="preserve"> HYPERLINK \l _Toc24908 </w:instrText>
           </w:r>
           <w:r>
             <w:fldChar w:fldCharType="separate"/>
@@ -3608,13 +3608,13 @@
             <w:fldChar w:fldCharType="begin"/>
           </w:r>
           <w:r>
-            <w:instrText xml:space="preserve"> PAGEREF _Toc4774 \h </w:instrText>
+            <w:instrText xml:space="preserve"> PAGEREF _Toc24908 \h </w:instrText>
           </w:r>
           <w:r>
             <w:fldChar w:fldCharType="separate"/>
           </w:r>
           <w:r>
-            <w:t>25</w:t>
+            <w:t>26</w:t>
           </w:r>
           <w:r>
             <w:fldChar w:fldCharType="end"/>
@@ -3634,7 +3634,7 @@
             <w:fldChar w:fldCharType="begin"/>
           </w:r>
           <w:r>
-            <w:instrText xml:space="preserve"> HYPERLINK \l _Toc14984 </w:instrText>
+            <w:instrText xml:space="preserve"> HYPERLINK \l _Toc31209 </w:instrText>
           </w:r>
           <w:r>
             <w:fldChar w:fldCharType="separate"/>
@@ -3660,13 +3660,13 @@
             <w:fldChar w:fldCharType="begin"/>
           </w:r>
           <w:r>
-            <w:instrText xml:space="preserve"> PAGEREF _Toc14984 \h </w:instrText>
+            <w:instrText xml:space="preserve"> PAGEREF _Toc31209 \h </w:instrText>
           </w:r>
           <w:r>
             <w:fldChar w:fldCharType="separate"/>
           </w:r>
           <w:r>
-            <w:t>26</w:t>
+            <w:t>27</w:t>
           </w:r>
           <w:r>
             <w:fldChar w:fldCharType="end"/>
@@ -3686,7 +3686,7 @@
             <w:fldChar w:fldCharType="begin"/>
           </w:r>
           <w:r>
-            <w:instrText xml:space="preserve"> HYPERLINK \l _Toc3223 </w:instrText>
+            <w:instrText xml:space="preserve"> HYPERLINK \l _Toc22678 </w:instrText>
           </w:r>
           <w:r>
             <w:fldChar w:fldCharType="separate"/>
@@ -3707,13 +3707,13 @@
             <w:fldChar w:fldCharType="begin"/>
           </w:r>
           <w:r>
-            <w:instrText xml:space="preserve"> PAGEREF _Toc3223 \h </w:instrText>
+            <w:instrText xml:space="preserve"> PAGEREF _Toc22678 \h </w:instrText>
           </w:r>
           <w:r>
             <w:fldChar w:fldCharType="separate"/>
           </w:r>
           <w:r>
-            <w:t>26</w:t>
+            <w:t>27</w:t>
           </w:r>
           <w:r>
             <w:fldChar w:fldCharType="end"/>
@@ -3733,7 +3733,7 @@
             <w:fldChar w:fldCharType="begin"/>
           </w:r>
           <w:r>
-            <w:instrText xml:space="preserve"> HYPERLINK \l _Toc4410 </w:instrText>
+            <w:instrText xml:space="preserve"> HYPERLINK \l _Toc27253 </w:instrText>
           </w:r>
           <w:r>
             <w:fldChar w:fldCharType="separate"/>
@@ -3754,13 +3754,13 @@
             <w:fldChar w:fldCharType="begin"/>
           </w:r>
           <w:r>
-            <w:instrText xml:space="preserve"> PAGEREF _Toc4410 \h </w:instrText>
+            <w:instrText xml:space="preserve"> PAGEREF _Toc27253 \h </w:instrText>
           </w:r>
           <w:r>
             <w:fldChar w:fldCharType="separate"/>
           </w:r>
           <w:r>
-            <w:t>26</w:t>
+            <w:t>27</w:t>
           </w:r>
           <w:r>
             <w:fldChar w:fldCharType="end"/>
@@ -3780,7 +3780,7 @@
             <w:fldChar w:fldCharType="begin"/>
           </w:r>
           <w:r>
-            <w:instrText xml:space="preserve"> HYPERLINK \l _Toc19215 </w:instrText>
+            <w:instrText xml:space="preserve"> HYPERLINK \l _Toc29907 </w:instrText>
           </w:r>
           <w:r>
             <w:fldChar w:fldCharType="separate"/>
@@ -3801,13 +3801,13 @@
             <w:fldChar w:fldCharType="begin"/>
           </w:r>
           <w:r>
-            <w:instrText xml:space="preserve"> PAGEREF _Toc19215 \h </w:instrText>
+            <w:instrText xml:space="preserve"> PAGEREF _Toc29907 \h </w:instrText>
           </w:r>
           <w:r>
             <w:fldChar w:fldCharType="separate"/>
           </w:r>
           <w:r>
-            <w:t>26</w:t>
+            <w:t>27</w:t>
           </w:r>
           <w:r>
             <w:fldChar w:fldCharType="end"/>
@@ -3827,7 +3827,7 @@
             <w:fldChar w:fldCharType="begin"/>
           </w:r>
           <w:r>
-            <w:instrText xml:space="preserve"> HYPERLINK \l _Toc24002 </w:instrText>
+            <w:instrText xml:space="preserve"> HYPERLINK \l _Toc30902 </w:instrText>
           </w:r>
           <w:r>
             <w:fldChar w:fldCharType="separate"/>
@@ -3848,13 +3848,13 @@
             <w:fldChar w:fldCharType="begin"/>
           </w:r>
           <w:r>
-            <w:instrText xml:space="preserve"> PAGEREF _Toc24002 \h </w:instrText>
+            <w:instrText xml:space="preserve"> PAGEREF _Toc30902 \h </w:instrText>
           </w:r>
           <w:r>
             <w:fldChar w:fldCharType="separate"/>
           </w:r>
           <w:r>
-            <w:t>26</w:t>
+            <w:t>27</w:t>
           </w:r>
           <w:r>
             <w:fldChar w:fldCharType="end"/>
@@ -3874,7 +3874,7 @@
             <w:fldChar w:fldCharType="begin"/>
           </w:r>
           <w:r>
-            <w:instrText xml:space="preserve"> HYPERLINK \l _Toc24257 </w:instrText>
+            <w:instrText xml:space="preserve"> HYPERLINK \l _Toc6984 </w:instrText>
           </w:r>
           <w:r>
             <w:fldChar w:fldCharType="separate"/>
@@ -3895,13 +3895,13 @@
             <w:fldChar w:fldCharType="begin"/>
           </w:r>
           <w:r>
-            <w:instrText xml:space="preserve"> PAGEREF _Toc24257 \h </w:instrText>
+            <w:instrText xml:space="preserve"> PAGEREF _Toc6984 \h </w:instrText>
           </w:r>
           <w:r>
             <w:fldChar w:fldCharType="separate"/>
           </w:r>
           <w:r>
-            <w:t>27</w:t>
+            <w:t>28</w:t>
           </w:r>
           <w:r>
             <w:fldChar w:fldCharType="end"/>
@@ -3921,7 +3921,7 @@
             <w:fldChar w:fldCharType="begin"/>
           </w:r>
           <w:r>
-            <w:instrText xml:space="preserve"> HYPERLINK \l _Toc877 </w:instrText>
+            <w:instrText xml:space="preserve"> HYPERLINK \l _Toc9038 </w:instrText>
           </w:r>
           <w:r>
             <w:fldChar w:fldCharType="separate"/>
@@ -3942,13 +3942,13 @@
             <w:fldChar w:fldCharType="begin"/>
           </w:r>
           <w:r>
-            <w:instrText xml:space="preserve"> PAGEREF _Toc877 \h </w:instrText>
+            <w:instrText xml:space="preserve"> PAGEREF _Toc9038 \h </w:instrText>
           </w:r>
           <w:r>
             <w:fldChar w:fldCharType="separate"/>
           </w:r>
           <w:r>
-            <w:t>27</w:t>
+            <w:t>28</w:t>
           </w:r>
           <w:r>
             <w:fldChar w:fldCharType="end"/>
@@ -3968,7 +3968,7 @@
             <w:fldChar w:fldCharType="begin"/>
           </w:r>
           <w:r>
-            <w:instrText xml:space="preserve"> HYPERLINK \l _Toc26018 </w:instrText>
+            <w:instrText xml:space="preserve"> HYPERLINK \l _Toc3254 </w:instrText>
           </w:r>
           <w:r>
             <w:fldChar w:fldCharType="separate"/>
@@ -3996,13 +3996,13 @@
             <w:fldChar w:fldCharType="begin"/>
           </w:r>
           <w:r>
-            <w:instrText xml:space="preserve"> PAGEREF _Toc26018 \h </w:instrText>
+            <w:instrText xml:space="preserve"> PAGEREF _Toc3254 \h </w:instrText>
           </w:r>
           <w:r>
             <w:fldChar w:fldCharType="separate"/>
           </w:r>
           <w:r>
-            <w:t>27</w:t>
+            <w:t>28</w:t>
           </w:r>
           <w:r>
             <w:fldChar w:fldCharType="end"/>
@@ -4022,7 +4022,7 @@
             <w:fldChar w:fldCharType="begin"/>
           </w:r>
           <w:r>
-            <w:instrText xml:space="preserve"> HYPERLINK \l _Toc14539 </w:instrText>
+            <w:instrText xml:space="preserve"> HYPERLINK \l _Toc6654 </w:instrText>
           </w:r>
           <w:r>
             <w:fldChar w:fldCharType="separate"/>
@@ -4050,13 +4050,13 @@
             <w:fldChar w:fldCharType="begin"/>
           </w:r>
           <w:r>
-            <w:instrText xml:space="preserve"> PAGEREF _Toc14539 \h </w:instrText>
+            <w:instrText xml:space="preserve"> PAGEREF _Toc6654 \h </w:instrText>
           </w:r>
           <w:r>
             <w:fldChar w:fldCharType="separate"/>
           </w:r>
           <w:r>
-            <w:t>27</w:t>
+            <w:t>28</w:t>
           </w:r>
           <w:r>
             <w:fldChar w:fldCharType="end"/>
@@ -4076,7 +4076,7 @@
             <w:fldChar w:fldCharType="begin"/>
           </w:r>
           <w:r>
-            <w:instrText xml:space="preserve"> HYPERLINK \l _Toc21158 </w:instrText>
+            <w:instrText xml:space="preserve"> HYPERLINK \l _Toc27607 </w:instrText>
           </w:r>
           <w:r>
             <w:fldChar w:fldCharType="separate"/>
@@ -4097,13 +4097,13 @@
             <w:fldChar w:fldCharType="begin"/>
           </w:r>
           <w:r>
-            <w:instrText xml:space="preserve"> PAGEREF _Toc21158 \h </w:instrText>
+            <w:instrText xml:space="preserve"> PAGEREF _Toc27607 \h </w:instrText>
           </w:r>
           <w:r>
             <w:fldChar w:fldCharType="separate"/>
           </w:r>
           <w:r>
-            <w:t>27</w:t>
+            <w:t>28</w:t>
           </w:r>
           <w:r>
             <w:fldChar w:fldCharType="end"/>
@@ -4123,7 +4123,7 @@
             <w:fldChar w:fldCharType="begin"/>
           </w:r>
           <w:r>
-            <w:instrText xml:space="preserve"> HYPERLINK \l _Toc2303 </w:instrText>
+            <w:instrText xml:space="preserve"> HYPERLINK \l _Toc18092 </w:instrText>
           </w:r>
           <w:r>
             <w:fldChar w:fldCharType="separate"/>
@@ -4144,13 +4144,13 @@
             <w:fldChar w:fldCharType="begin"/>
           </w:r>
           <w:r>
-            <w:instrText xml:space="preserve"> PAGEREF _Toc2303 \h </w:instrText>
+            <w:instrText xml:space="preserve"> PAGEREF _Toc18092 \h </w:instrText>
           </w:r>
           <w:r>
             <w:fldChar w:fldCharType="separate"/>
           </w:r>
           <w:r>
-            <w:t>28</w:t>
+            <w:t>29</w:t>
           </w:r>
           <w:r>
             <w:fldChar w:fldCharType="end"/>
@@ -4170,7 +4170,7 @@
             <w:fldChar w:fldCharType="begin"/>
           </w:r>
           <w:r>
-            <w:instrText xml:space="preserve"> HYPERLINK \l _Toc24673 </w:instrText>
+            <w:instrText xml:space="preserve"> HYPERLINK \l _Toc19650 </w:instrText>
           </w:r>
           <w:r>
             <w:fldChar w:fldCharType="separate"/>
@@ -4191,13 +4191,13 @@
             <w:fldChar w:fldCharType="begin"/>
           </w:r>
           <w:r>
-            <w:instrText xml:space="preserve"> PAGEREF _Toc24673 \h </w:instrText>
+            <w:instrText xml:space="preserve"> PAGEREF _Toc19650 \h </w:instrText>
           </w:r>
           <w:r>
             <w:fldChar w:fldCharType="separate"/>
           </w:r>
           <w:r>
-            <w:t>28</w:t>
+            <w:t>29</w:t>
           </w:r>
           <w:r>
             <w:fldChar w:fldCharType="end"/>
@@ -4217,7 +4217,7 @@
             <w:fldChar w:fldCharType="begin"/>
           </w:r>
           <w:r>
-            <w:instrText xml:space="preserve"> HYPERLINK \l _Toc6247 </w:instrText>
+            <w:instrText xml:space="preserve"> HYPERLINK \l _Toc8113 </w:instrText>
           </w:r>
           <w:r>
             <w:fldChar w:fldCharType="separate"/>
@@ -4243,13 +4243,13 @@
             <w:fldChar w:fldCharType="begin"/>
           </w:r>
           <w:r>
-            <w:instrText xml:space="preserve"> PAGEREF _Toc6247 \h </w:instrText>
+            <w:instrText xml:space="preserve"> PAGEREF _Toc8113 \h </w:instrText>
           </w:r>
           <w:r>
             <w:fldChar w:fldCharType="separate"/>
           </w:r>
           <w:r>
-            <w:t>28</w:t>
+            <w:t>29</w:t>
           </w:r>
           <w:r>
             <w:fldChar w:fldCharType="end"/>
@@ -4269,7 +4269,7 @@
             <w:fldChar w:fldCharType="begin"/>
           </w:r>
           <w:r>
-            <w:instrText xml:space="preserve"> HYPERLINK \l _Toc28038 </w:instrText>
+            <w:instrText xml:space="preserve"> HYPERLINK \l _Toc15493 </w:instrText>
           </w:r>
           <w:r>
             <w:fldChar w:fldCharType="separate"/>
@@ -4288,13 +4288,13 @@
             <w:fldChar w:fldCharType="begin"/>
           </w:r>
           <w:r>
-            <w:instrText xml:space="preserve"> PAGEREF _Toc28038 \h </w:instrText>
+            <w:instrText xml:space="preserve"> PAGEREF _Toc15493 \h </w:instrText>
           </w:r>
           <w:r>
             <w:fldChar w:fldCharType="separate"/>
           </w:r>
           <w:r>
-            <w:t>29</w:t>
+            <w:t>30</w:t>
           </w:r>
           <w:r>
             <w:fldChar w:fldCharType="end"/>
@@ -4314,7 +4314,7 @@
             <w:fldChar w:fldCharType="begin"/>
           </w:r>
           <w:r>
-            <w:instrText xml:space="preserve"> HYPERLINK \l _Toc3973 </w:instrText>
+            <w:instrText xml:space="preserve"> HYPERLINK \l _Toc5523 </w:instrText>
           </w:r>
           <w:r>
             <w:fldChar w:fldCharType="separate"/>
@@ -4333,13 +4333,13 @@
             <w:fldChar w:fldCharType="begin"/>
           </w:r>
           <w:r>
-            <w:instrText xml:space="preserve"> PAGEREF _Toc3973 \h </w:instrText>
+            <w:instrText xml:space="preserve"> PAGEREF _Toc5523 \h </w:instrText>
           </w:r>
           <w:r>
             <w:fldChar w:fldCharType="separate"/>
           </w:r>
           <w:r>
-            <w:t>29</w:t>
+            <w:t>30</w:t>
           </w:r>
           <w:r>
             <w:fldChar w:fldCharType="end"/>
@@ -4359,7 +4359,7 @@
             <w:fldChar w:fldCharType="begin"/>
           </w:r>
           <w:r>
-            <w:instrText xml:space="preserve"> HYPERLINK \l _Toc15012 </w:instrText>
+            <w:instrText xml:space="preserve"> HYPERLINK \l _Toc27254 </w:instrText>
           </w:r>
           <w:r>
             <w:fldChar w:fldCharType="separate"/>
@@ -4378,13 +4378,13 @@
             <w:fldChar w:fldCharType="begin"/>
           </w:r>
           <w:r>
-            <w:instrText xml:space="preserve"> PAGEREF _Toc15012 \h </w:instrText>
+            <w:instrText xml:space="preserve"> PAGEREF _Toc27254 \h </w:instrText>
           </w:r>
           <w:r>
             <w:fldChar w:fldCharType="separate"/>
           </w:r>
           <w:r>
-            <w:t>29</w:t>
+            <w:t>30</w:t>
           </w:r>
           <w:r>
             <w:fldChar w:fldCharType="end"/>
@@ -4404,7 +4404,7 @@
             <w:fldChar w:fldCharType="begin"/>
           </w:r>
           <w:r>
-            <w:instrText xml:space="preserve"> HYPERLINK \l _Toc26208 </w:instrText>
+            <w:instrText xml:space="preserve"> HYPERLINK \l _Toc16280 </w:instrText>
           </w:r>
           <w:r>
             <w:fldChar w:fldCharType="separate"/>
@@ -4423,13 +4423,13 @@
             <w:fldChar w:fldCharType="begin"/>
           </w:r>
           <w:r>
-            <w:instrText xml:space="preserve"> PAGEREF _Toc26208 \h </w:instrText>
+            <w:instrText xml:space="preserve"> PAGEREF _Toc16280 \h </w:instrText>
           </w:r>
           <w:r>
             <w:fldChar w:fldCharType="separate"/>
           </w:r>
           <w:r>
-            <w:t>29</w:t>
+            <w:t>30</w:t>
           </w:r>
           <w:r>
             <w:fldChar w:fldCharType="end"/>
@@ -4449,7 +4449,7 @@
             <w:fldChar w:fldCharType="begin"/>
           </w:r>
           <w:r>
-            <w:instrText xml:space="preserve"> HYPERLINK \l _Toc31380 </w:instrText>
+            <w:instrText xml:space="preserve"> HYPERLINK \l _Toc10496 </w:instrText>
           </w:r>
           <w:r>
             <w:fldChar w:fldCharType="separate"/>
@@ -4475,13 +4475,13 @@
             <w:fldChar w:fldCharType="begin"/>
           </w:r>
           <w:r>
-            <w:instrText xml:space="preserve"> PAGEREF _Toc31380 \h </w:instrText>
+            <w:instrText xml:space="preserve"> PAGEREF _Toc10496 \h </w:instrText>
           </w:r>
           <w:r>
             <w:fldChar w:fldCharType="separate"/>
           </w:r>
           <w:r>
-            <w:t>29</w:t>
+            <w:t>30</w:t>
           </w:r>
           <w:r>
             <w:fldChar w:fldCharType="end"/>
@@ -4501,7 +4501,7 @@
             <w:fldChar w:fldCharType="begin"/>
           </w:r>
           <w:r>
-            <w:instrText xml:space="preserve"> HYPERLINK \l _Toc23470 </w:instrText>
+            <w:instrText xml:space="preserve"> HYPERLINK \l _Toc17871 </w:instrText>
           </w:r>
           <w:r>
             <w:fldChar w:fldCharType="separate"/>
@@ -4520,13 +4520,13 @@
             <w:fldChar w:fldCharType="begin"/>
           </w:r>
           <w:r>
-            <w:instrText xml:space="preserve"> PAGEREF _Toc23470 \h </w:instrText>
+            <w:instrText xml:space="preserve"> PAGEREF _Toc17871 \h </w:instrText>
           </w:r>
           <w:r>
             <w:fldChar w:fldCharType="separate"/>
           </w:r>
           <w:r>
-            <w:t>30</w:t>
+            <w:t>31</w:t>
           </w:r>
           <w:r>
             <w:fldChar w:fldCharType="end"/>
@@ -4546,7 +4546,7 @@
             <w:fldChar w:fldCharType="begin"/>
           </w:r>
           <w:r>
-            <w:instrText xml:space="preserve"> HYPERLINK \l _Toc29547 </w:instrText>
+            <w:instrText xml:space="preserve"> HYPERLINK \l _Toc27135 </w:instrText>
           </w:r>
           <w:r>
             <w:fldChar w:fldCharType="separate"/>
@@ -4565,13 +4565,13 @@
             <w:fldChar w:fldCharType="begin"/>
           </w:r>
           <w:r>
-            <w:instrText xml:space="preserve"> PAGEREF _Toc29547 \h </w:instrText>
+            <w:instrText xml:space="preserve"> PAGEREF _Toc27135 \h </w:instrText>
           </w:r>
           <w:r>
             <w:fldChar w:fldCharType="separate"/>
           </w:r>
           <w:r>
-            <w:t>30</w:t>
+            <w:t>31</w:t>
           </w:r>
           <w:r>
             <w:fldChar w:fldCharType="end"/>
@@ -4591,7 +4591,7 @@
             <w:fldChar w:fldCharType="begin"/>
           </w:r>
           <w:r>
-            <w:instrText xml:space="preserve"> HYPERLINK \l _Toc32389 </w:instrText>
+            <w:instrText xml:space="preserve"> HYPERLINK \l _Toc15491 </w:instrText>
           </w:r>
           <w:r>
             <w:fldChar w:fldCharType="separate"/>
@@ -4610,13 +4610,13 @@
             <w:fldChar w:fldCharType="begin"/>
           </w:r>
           <w:r>
-            <w:instrText xml:space="preserve"> PAGEREF _Toc32389 \h </w:instrText>
+            <w:instrText xml:space="preserve"> PAGEREF _Toc15491 \h </w:instrText>
           </w:r>
           <w:r>
             <w:fldChar w:fldCharType="separate"/>
           </w:r>
           <w:r>
-            <w:t>30</w:t>
+            <w:t>31</w:t>
           </w:r>
           <w:r>
             <w:fldChar w:fldCharType="end"/>
@@ -4636,7 +4636,7 @@
             <w:fldChar w:fldCharType="begin"/>
           </w:r>
           <w:r>
-            <w:instrText xml:space="preserve"> HYPERLINK \l _Toc7154 </w:instrText>
+            <w:instrText xml:space="preserve"> HYPERLINK \l _Toc15086 </w:instrText>
           </w:r>
           <w:r>
             <w:fldChar w:fldCharType="separate"/>
@@ -4662,13 +4662,13 @@
             <w:fldChar w:fldCharType="begin"/>
           </w:r>
           <w:r>
-            <w:instrText xml:space="preserve"> PAGEREF _Toc7154 \h </w:instrText>
+            <w:instrText xml:space="preserve"> PAGEREF _Toc15086 \h </w:instrText>
           </w:r>
           <w:r>
             <w:fldChar w:fldCharType="separate"/>
           </w:r>
           <w:r>
-            <w:t>30</w:t>
+            <w:t>31</w:t>
           </w:r>
           <w:r>
             <w:fldChar w:fldCharType="end"/>
@@ -4688,7 +4688,7 @@
             <w:fldChar w:fldCharType="begin"/>
           </w:r>
           <w:r>
-            <w:instrText xml:space="preserve"> HYPERLINK \l _Toc9835 </w:instrText>
+            <w:instrText xml:space="preserve"> HYPERLINK \l _Toc1081 </w:instrText>
           </w:r>
           <w:r>
             <w:fldChar w:fldCharType="separate"/>
@@ -4707,13 +4707,13 @@
             <w:fldChar w:fldCharType="begin"/>
           </w:r>
           <w:r>
-            <w:instrText xml:space="preserve"> PAGEREF _Toc9835 \h </w:instrText>
+            <w:instrText xml:space="preserve"> PAGEREF _Toc1081 \h </w:instrText>
           </w:r>
           <w:r>
             <w:fldChar w:fldCharType="separate"/>
           </w:r>
           <w:r>
-            <w:t>31</w:t>
+            <w:t>32</w:t>
           </w:r>
           <w:r>
             <w:fldChar w:fldCharType="end"/>
@@ -4795,7 +4795,7 @@
         <w:fldChar w:fldCharType="begin"/>
       </w:r>
       <w:r>
-        <w:instrText xml:space="preserve"> HYPERLINK \l _Toc8444 </w:instrText>
+        <w:instrText xml:space="preserve"> HYPERLINK \l _Toc20092 </w:instrText>
       </w:r>
       <w:r>
         <w:fldChar w:fldCharType="separate"/>
@@ -4838,7 +4838,7 @@
         <w:fldChar w:fldCharType="begin"/>
       </w:r>
       <w:r>
-        <w:instrText xml:space="preserve"> PAGEREF _Toc8444 \h </w:instrText>
+        <w:instrText xml:space="preserve"> PAGEREF _Toc20092 \h </w:instrText>
       </w:r>
       <w:r>
         <w:fldChar w:fldCharType="separate"/>
@@ -4864,7 +4864,7 @@
         <w:fldChar w:fldCharType="begin"/>
       </w:r>
       <w:r>
-        <w:instrText xml:space="preserve"> HYPERLINK \l _Toc26806 </w:instrText>
+        <w:instrText xml:space="preserve"> HYPERLINK \l _Toc14595 </w:instrText>
       </w:r>
       <w:r>
         <w:fldChar w:fldCharType="separate"/>
@@ -4907,7 +4907,7 @@
         <w:fldChar w:fldCharType="begin"/>
       </w:r>
       <w:r>
-        <w:instrText xml:space="preserve"> PAGEREF _Toc26806 \h </w:instrText>
+        <w:instrText xml:space="preserve"> PAGEREF _Toc14595 \h </w:instrText>
       </w:r>
       <w:r>
         <w:fldChar w:fldCharType="separate"/>
@@ -4933,7 +4933,7 @@
         <w:fldChar w:fldCharType="begin"/>
       </w:r>
       <w:r>
-        <w:instrText xml:space="preserve"> HYPERLINK \l _Toc1602 </w:instrText>
+        <w:instrText xml:space="preserve"> HYPERLINK \l _Toc26245 </w:instrText>
       </w:r>
       <w:r>
         <w:fldChar w:fldCharType="separate"/>
@@ -4976,7 +4976,7 @@
         <w:fldChar w:fldCharType="begin"/>
       </w:r>
       <w:r>
-        <w:instrText xml:space="preserve"> PAGEREF _Toc1602 \h </w:instrText>
+        <w:instrText xml:space="preserve"> PAGEREF _Toc26245 \h </w:instrText>
       </w:r>
       <w:r>
         <w:fldChar w:fldCharType="separate"/>
@@ -5002,7 +5002,7 @@
         <w:fldChar w:fldCharType="begin"/>
       </w:r>
       <w:r>
-        <w:instrText xml:space="preserve"> HYPERLINK \l _Toc32452 </w:instrText>
+        <w:instrText xml:space="preserve"> HYPERLINK \l _Toc32635 </w:instrText>
       </w:r>
       <w:r>
         <w:fldChar w:fldCharType="separate"/>
@@ -5045,7 +5045,7 @@
         <w:fldChar w:fldCharType="begin"/>
       </w:r>
       <w:r>
-        <w:instrText xml:space="preserve"> PAGEREF _Toc32452 \h </w:instrText>
+        <w:instrText xml:space="preserve"> PAGEREF _Toc32635 \h </w:instrText>
       </w:r>
       <w:r>
         <w:fldChar w:fldCharType="separate"/>
@@ -5071,7 +5071,7 @@
         <w:fldChar w:fldCharType="begin"/>
       </w:r>
       <w:r>
-        <w:instrText xml:space="preserve"> HYPERLINK \l _Toc26873 </w:instrText>
+        <w:instrText xml:space="preserve"> HYPERLINK \l _Toc18776 </w:instrText>
       </w:r>
       <w:r>
         <w:fldChar w:fldCharType="separate"/>
@@ -5114,7 +5114,7 @@
         <w:fldChar w:fldCharType="begin"/>
       </w:r>
       <w:r>
-        <w:instrText xml:space="preserve"> PAGEREF _Toc26873 \h </w:instrText>
+        <w:instrText xml:space="preserve"> PAGEREF _Toc18776 \h </w:instrText>
       </w:r>
       <w:r>
         <w:fldChar w:fldCharType="separate"/>
@@ -5140,7 +5140,7 @@
         <w:fldChar w:fldCharType="begin"/>
       </w:r>
       <w:r>
-        <w:instrText xml:space="preserve"> HYPERLINK \l _Toc24121 </w:instrText>
+        <w:instrText xml:space="preserve"> HYPERLINK \l _Toc30552 </w:instrText>
       </w:r>
       <w:r>
         <w:fldChar w:fldCharType="separate"/>
@@ -5183,7 +5183,7 @@
         <w:fldChar w:fldCharType="begin"/>
       </w:r>
       <w:r>
-        <w:instrText xml:space="preserve"> PAGEREF _Toc24121 \h </w:instrText>
+        <w:instrText xml:space="preserve"> PAGEREF _Toc30552 \h </w:instrText>
       </w:r>
       <w:r>
         <w:fldChar w:fldCharType="separate"/>
@@ -5209,7 +5209,7 @@
         <w:fldChar w:fldCharType="begin"/>
       </w:r>
       <w:r>
-        <w:instrText xml:space="preserve"> HYPERLINK \l _Toc5204 </w:instrText>
+        <w:instrText xml:space="preserve"> HYPERLINK \l _Toc19208 </w:instrText>
       </w:r>
       <w:r>
         <w:fldChar w:fldCharType="separate"/>
@@ -5252,7 +5252,7 @@
         <w:fldChar w:fldCharType="begin"/>
       </w:r>
       <w:r>
-        <w:instrText xml:space="preserve"> PAGEREF _Toc5204 \h </w:instrText>
+        <w:instrText xml:space="preserve"> PAGEREF _Toc19208 \h </w:instrText>
       </w:r>
       <w:r>
         <w:fldChar w:fldCharType="separate"/>
@@ -5278,7 +5278,7 @@
         <w:fldChar w:fldCharType="begin"/>
       </w:r>
       <w:r>
-        <w:instrText xml:space="preserve"> HYPERLINK \l _Toc28547 </w:instrText>
+        <w:instrText xml:space="preserve"> HYPERLINK \l _Toc18907 </w:instrText>
       </w:r>
       <w:r>
         <w:fldChar w:fldCharType="separate"/>
@@ -5321,7 +5321,7 @@
         <w:fldChar w:fldCharType="begin"/>
       </w:r>
       <w:r>
-        <w:instrText xml:space="preserve"> PAGEREF _Toc28547 \h </w:instrText>
+        <w:instrText xml:space="preserve"> PAGEREF _Toc18907 \h </w:instrText>
       </w:r>
       <w:r>
         <w:fldChar w:fldCharType="separate"/>
@@ -5347,7 +5347,7 @@
         <w:fldChar w:fldCharType="begin"/>
       </w:r>
       <w:r>
-        <w:instrText xml:space="preserve"> HYPERLINK \l _Toc5323 </w:instrText>
+        <w:instrText xml:space="preserve"> HYPERLINK \l _Toc14462 </w:instrText>
       </w:r>
       <w:r>
         <w:fldChar w:fldCharType="separate"/>
@@ -5390,7 +5390,7 @@
         <w:fldChar w:fldCharType="begin"/>
       </w:r>
       <w:r>
-        <w:instrText xml:space="preserve"> PAGEREF _Toc5323 \h </w:instrText>
+        <w:instrText xml:space="preserve"> PAGEREF _Toc14462 \h </w:instrText>
       </w:r>
       <w:r>
         <w:fldChar w:fldCharType="separate"/>
@@ -5416,7 +5416,7 @@
         <w:fldChar w:fldCharType="begin"/>
       </w:r>
       <w:r>
-        <w:instrText xml:space="preserve"> HYPERLINK \l _Toc2174 </w:instrText>
+        <w:instrText xml:space="preserve"> HYPERLINK \l _Toc20949 </w:instrText>
       </w:r>
       <w:r>
         <w:fldChar w:fldCharType="separate"/>
@@ -5459,7 +5459,7 @@
         <w:fldChar w:fldCharType="begin"/>
       </w:r>
       <w:r>
-        <w:instrText xml:space="preserve"> PAGEREF _Toc2174 \h </w:instrText>
+        <w:instrText xml:space="preserve"> PAGEREF _Toc20949 \h </w:instrText>
       </w:r>
       <w:r>
         <w:fldChar w:fldCharType="separate"/>
@@ -5485,7 +5485,7 @@
         <w:fldChar w:fldCharType="begin"/>
       </w:r>
       <w:r>
-        <w:instrText xml:space="preserve"> HYPERLINK \l _Toc448 </w:instrText>
+        <w:instrText xml:space="preserve"> HYPERLINK \l _Toc7870 </w:instrText>
       </w:r>
       <w:r>
         <w:fldChar w:fldCharType="separate"/>
@@ -5528,7 +5528,7 @@
         <w:fldChar w:fldCharType="begin"/>
       </w:r>
       <w:r>
-        <w:instrText xml:space="preserve"> PAGEREF _Toc448 \h </w:instrText>
+        <w:instrText xml:space="preserve"> PAGEREF _Toc7870 \h </w:instrText>
       </w:r>
       <w:r>
         <w:fldChar w:fldCharType="separate"/>
@@ -5554,7 +5554,7 @@
         <w:fldChar w:fldCharType="begin"/>
       </w:r>
       <w:r>
-        <w:instrText xml:space="preserve"> HYPERLINK \l _Toc9019 </w:instrText>
+        <w:instrText xml:space="preserve"> HYPERLINK \l _Toc15631 </w:instrText>
       </w:r>
       <w:r>
         <w:fldChar w:fldCharType="separate"/>
@@ -5597,7 +5597,7 @@
         <w:fldChar w:fldCharType="begin"/>
       </w:r>
       <w:r>
-        <w:instrText xml:space="preserve"> PAGEREF _Toc9019 \h </w:instrText>
+        <w:instrText xml:space="preserve"> PAGEREF _Toc15631 \h </w:instrText>
       </w:r>
       <w:r>
         <w:fldChar w:fldCharType="separate"/>
@@ -5623,7 +5623,7 @@
         <w:fldChar w:fldCharType="begin"/>
       </w:r>
       <w:r>
-        <w:instrText xml:space="preserve"> HYPERLINK \l _Toc2659 </w:instrText>
+        <w:instrText xml:space="preserve"> HYPERLINK \l _Toc5997 </w:instrText>
       </w:r>
       <w:r>
         <w:fldChar w:fldCharType="separate"/>
@@ -5666,7 +5666,7 @@
         <w:fldChar w:fldCharType="begin"/>
       </w:r>
       <w:r>
-        <w:instrText xml:space="preserve"> PAGEREF _Toc2659 \h </w:instrText>
+        <w:instrText xml:space="preserve"> PAGEREF _Toc5997 \h </w:instrText>
       </w:r>
       <w:r>
         <w:fldChar w:fldCharType="separate"/>
@@ -5692,7 +5692,7 @@
         <w:fldChar w:fldCharType="begin"/>
       </w:r>
       <w:r>
-        <w:instrText xml:space="preserve"> HYPERLINK \l _Toc29184 </w:instrText>
+        <w:instrText xml:space="preserve"> HYPERLINK \l _Toc23786 </w:instrText>
       </w:r>
       <w:r>
         <w:fldChar w:fldCharType="separate"/>
@@ -5735,7 +5735,7 @@
         <w:fldChar w:fldCharType="begin"/>
       </w:r>
       <w:r>
-        <w:instrText xml:space="preserve"> PAGEREF _Toc29184 \h </w:instrText>
+        <w:instrText xml:space="preserve"> PAGEREF _Toc23786 \h </w:instrText>
       </w:r>
       <w:r>
         <w:fldChar w:fldCharType="separate"/>
@@ -5761,7 +5761,7 @@
         <w:fldChar w:fldCharType="begin"/>
       </w:r>
       <w:r>
-        <w:instrText xml:space="preserve"> HYPERLINK \l _Toc18899 </w:instrText>
+        <w:instrText xml:space="preserve"> HYPERLINK \l _Toc16016 </w:instrText>
       </w:r>
       <w:r>
         <w:fldChar w:fldCharType="separate"/>
@@ -5804,7 +5804,7 @@
         <w:fldChar w:fldCharType="begin"/>
       </w:r>
       <w:r>
-        <w:instrText xml:space="preserve"> PAGEREF _Toc18899 \h </w:instrText>
+        <w:instrText xml:space="preserve"> PAGEREF _Toc16016 \h </w:instrText>
       </w:r>
       <w:r>
         <w:fldChar w:fldCharType="separate"/>
@@ -5830,7 +5830,7 @@
         <w:fldChar w:fldCharType="begin"/>
       </w:r>
       <w:r>
-        <w:instrText xml:space="preserve"> HYPERLINK \l _Toc29839 </w:instrText>
+        <w:instrText xml:space="preserve"> HYPERLINK \l _Toc27203 </w:instrText>
       </w:r>
       <w:r>
         <w:fldChar w:fldCharType="separate"/>
@@ -5873,13 +5873,13 @@
         <w:fldChar w:fldCharType="begin"/>
       </w:r>
       <w:r>
-        <w:instrText xml:space="preserve"> PAGEREF _Toc29839 \h </w:instrText>
+        <w:instrText xml:space="preserve"> PAGEREF _Toc27203 \h </w:instrText>
       </w:r>
       <w:r>
         <w:fldChar w:fldCharType="separate"/>
       </w:r>
       <w:r>
-        <w:t>14</w:t>
+        <w:t>15</w:t>
       </w:r>
       <w:r>
         <w:fldChar w:fldCharType="end"/>
@@ -5899,7 +5899,7 @@
         <w:fldChar w:fldCharType="begin"/>
       </w:r>
       <w:r>
-        <w:instrText xml:space="preserve"> HYPERLINK \l _Toc9862 </w:instrText>
+        <w:instrText xml:space="preserve"> HYPERLINK \l _Toc13719 </w:instrText>
       </w:r>
       <w:r>
         <w:fldChar w:fldCharType="separate"/>
@@ -5942,13 +5942,13 @@
         <w:fldChar w:fldCharType="begin"/>
       </w:r>
       <w:r>
-        <w:instrText xml:space="preserve"> PAGEREF _Toc9862 \h </w:instrText>
+        <w:instrText xml:space="preserve"> PAGEREF _Toc13719 \h </w:instrText>
       </w:r>
       <w:r>
         <w:fldChar w:fldCharType="separate"/>
       </w:r>
       <w:r>
-        <w:t>14</w:t>
+        <w:t>15</w:t>
       </w:r>
       <w:r>
         <w:fldChar w:fldCharType="end"/>
@@ -5968,7 +5968,7 @@
         <w:fldChar w:fldCharType="begin"/>
       </w:r>
       <w:r>
-        <w:instrText xml:space="preserve"> HYPERLINK \l _Toc29355 </w:instrText>
+        <w:instrText xml:space="preserve"> HYPERLINK \l _Toc16537 </w:instrText>
       </w:r>
       <w:r>
         <w:fldChar w:fldCharType="separate"/>
@@ -6011,13 +6011,13 @@
         <w:fldChar w:fldCharType="begin"/>
       </w:r>
       <w:r>
-        <w:instrText xml:space="preserve"> PAGEREF _Toc29355 \h </w:instrText>
+        <w:instrText xml:space="preserve"> PAGEREF _Toc16537 \h </w:instrText>
       </w:r>
       <w:r>
         <w:fldChar w:fldCharType="separate"/>
       </w:r>
       <w:r>
-        <w:t>14</w:t>
+        <w:t>15</w:t>
       </w:r>
       <w:r>
         <w:fldChar w:fldCharType="end"/>
@@ -6037,7 +6037,7 @@
         <w:fldChar w:fldCharType="begin"/>
       </w:r>
       <w:r>
-        <w:instrText xml:space="preserve"> HYPERLINK \l _Toc16618 </w:instrText>
+        <w:instrText xml:space="preserve"> HYPERLINK \l _Toc22426 </w:instrText>
       </w:r>
       <w:r>
         <w:fldChar w:fldCharType="separate"/>
@@ -6080,13 +6080,13 @@
         <w:fldChar w:fldCharType="begin"/>
       </w:r>
       <w:r>
-        <w:instrText xml:space="preserve"> PAGEREF _Toc16618 \h </w:instrText>
+        <w:instrText xml:space="preserve"> PAGEREF _Toc22426 \h </w:instrText>
       </w:r>
       <w:r>
         <w:fldChar w:fldCharType="separate"/>
       </w:r>
       <w:r>
-        <w:t>15</w:t>
+        <w:t>16</w:t>
       </w:r>
       <w:r>
         <w:fldChar w:fldCharType="end"/>
@@ -6106,7 +6106,7 @@
         <w:fldChar w:fldCharType="begin"/>
       </w:r>
       <w:r>
-        <w:instrText xml:space="preserve"> HYPERLINK \l _Toc32729 </w:instrText>
+        <w:instrText xml:space="preserve"> HYPERLINK \l _Toc21618 </w:instrText>
       </w:r>
       <w:r>
         <w:fldChar w:fldCharType="separate"/>
@@ -6149,13 +6149,13 @@
         <w:fldChar w:fldCharType="begin"/>
       </w:r>
       <w:r>
-        <w:instrText xml:space="preserve"> PAGEREF _Toc32729 \h </w:instrText>
+        <w:instrText xml:space="preserve"> PAGEREF _Toc21618 \h </w:instrText>
       </w:r>
       <w:r>
         <w:fldChar w:fldCharType="separate"/>
       </w:r>
       <w:r>
-        <w:t>15</w:t>
+        <w:t>16</w:t>
       </w:r>
       <w:r>
         <w:fldChar w:fldCharType="end"/>
@@ -6175,7 +6175,7 @@
         <w:fldChar w:fldCharType="begin"/>
       </w:r>
       <w:r>
-        <w:instrText xml:space="preserve"> HYPERLINK \l _Toc13644 </w:instrText>
+        <w:instrText xml:space="preserve"> HYPERLINK \l _Toc738 </w:instrText>
       </w:r>
       <w:r>
         <w:fldChar w:fldCharType="separate"/>
@@ -6218,13 +6218,13 @@
         <w:fldChar w:fldCharType="begin"/>
       </w:r>
       <w:r>
-        <w:instrText xml:space="preserve"> PAGEREF _Toc13644 \h </w:instrText>
+        <w:instrText xml:space="preserve"> PAGEREF _Toc738 \h </w:instrText>
       </w:r>
       <w:r>
         <w:fldChar w:fldCharType="separate"/>
       </w:r>
       <w:r>
-        <w:t>15</w:t>
+        <w:t>16</w:t>
       </w:r>
       <w:r>
         <w:fldChar w:fldCharType="end"/>
@@ -6244,7 +6244,7 @@
         <w:fldChar w:fldCharType="begin"/>
       </w:r>
       <w:r>
-        <w:instrText xml:space="preserve"> HYPERLINK \l _Toc27748 </w:instrText>
+        <w:instrText xml:space="preserve"> HYPERLINK \l _Toc26874 </w:instrText>
       </w:r>
       <w:r>
         <w:fldChar w:fldCharType="separate"/>
@@ -6287,13 +6287,13 @@
         <w:fldChar w:fldCharType="begin"/>
       </w:r>
       <w:r>
-        <w:instrText xml:space="preserve"> PAGEREF _Toc27748 \h </w:instrText>
+        <w:instrText xml:space="preserve"> PAGEREF _Toc26874 \h </w:instrText>
       </w:r>
       <w:r>
         <w:fldChar w:fldCharType="separate"/>
       </w:r>
       <w:r>
-        <w:t>15</w:t>
+        <w:t>16</w:t>
       </w:r>
       <w:r>
         <w:fldChar w:fldCharType="end"/>
@@ -6313,7 +6313,7 @@
         <w:fldChar w:fldCharType="begin"/>
       </w:r>
       <w:r>
-        <w:instrText xml:space="preserve"> HYPERLINK \l _Toc13562 </w:instrText>
+        <w:instrText xml:space="preserve"> HYPERLINK \l _Toc7083 </w:instrText>
       </w:r>
       <w:r>
         <w:fldChar w:fldCharType="separate"/>
@@ -6356,13 +6356,13 @@
         <w:fldChar w:fldCharType="begin"/>
       </w:r>
       <w:r>
-        <w:instrText xml:space="preserve"> PAGEREF _Toc13562 \h </w:instrText>
+        <w:instrText xml:space="preserve"> PAGEREF _Toc7083 \h </w:instrText>
       </w:r>
       <w:r>
         <w:fldChar w:fldCharType="separate"/>
       </w:r>
       <w:r>
-        <w:t>16</w:t>
+        <w:t>17</w:t>
       </w:r>
       <w:r>
         <w:fldChar w:fldCharType="end"/>
@@ -6382,7 +6382,7 @@
         <w:fldChar w:fldCharType="begin"/>
       </w:r>
       <w:r>
-        <w:instrText xml:space="preserve"> HYPERLINK \l _Toc18339 </w:instrText>
+        <w:instrText xml:space="preserve"> HYPERLINK \l _Toc18670 </w:instrText>
       </w:r>
       <w:r>
         <w:fldChar w:fldCharType="separate"/>
@@ -6425,13 +6425,13 @@
         <w:fldChar w:fldCharType="begin"/>
       </w:r>
       <w:r>
-        <w:instrText xml:space="preserve"> PAGEREF _Toc18339 \h </w:instrText>
+        <w:instrText xml:space="preserve"> PAGEREF _Toc18670 \h </w:instrText>
       </w:r>
       <w:r>
         <w:fldChar w:fldCharType="separate"/>
       </w:r>
       <w:r>
-        <w:t>16</w:t>
+        <w:t>17</w:t>
       </w:r>
       <w:r>
         <w:fldChar w:fldCharType="end"/>
@@ -6451,7 +6451,7 @@
         <w:fldChar w:fldCharType="begin"/>
       </w:r>
       <w:r>
-        <w:instrText xml:space="preserve"> HYPERLINK \l _Toc23270 </w:instrText>
+        <w:instrText xml:space="preserve"> HYPERLINK \l _Toc11304 </w:instrText>
       </w:r>
       <w:r>
         <w:fldChar w:fldCharType="separate"/>
@@ -6494,13 +6494,13 @@
         <w:fldChar w:fldCharType="begin"/>
       </w:r>
       <w:r>
-        <w:instrText xml:space="preserve"> PAGEREF _Toc23270 \h </w:instrText>
+        <w:instrText xml:space="preserve"> PAGEREF _Toc11304 \h </w:instrText>
       </w:r>
       <w:r>
         <w:fldChar w:fldCharType="separate"/>
       </w:r>
       <w:r>
-        <w:t>16</w:t>
+        <w:t>17</w:t>
       </w:r>
       <w:r>
         <w:fldChar w:fldCharType="end"/>
@@ -6520,7 +6520,7 @@
         <w:fldChar w:fldCharType="begin"/>
       </w:r>
       <w:r>
-        <w:instrText xml:space="preserve"> HYPERLINK \l _Toc3405 </w:instrText>
+        <w:instrText xml:space="preserve"> HYPERLINK \l _Toc1720 </w:instrText>
       </w:r>
       <w:r>
         <w:fldChar w:fldCharType="separate"/>
@@ -6563,13 +6563,13 @@
         <w:fldChar w:fldCharType="begin"/>
       </w:r>
       <w:r>
-        <w:instrText xml:space="preserve"> PAGEREF _Toc3405 \h </w:instrText>
+        <w:instrText xml:space="preserve"> PAGEREF _Toc1720 \h </w:instrText>
       </w:r>
       <w:r>
         <w:fldChar w:fldCharType="separate"/>
       </w:r>
       <w:r>
-        <w:t>16</w:t>
+        <w:t>17</w:t>
       </w:r>
       <w:r>
         <w:fldChar w:fldCharType="end"/>
@@ -6589,7 +6589,7 @@
         <w:fldChar w:fldCharType="begin"/>
       </w:r>
       <w:r>
-        <w:instrText xml:space="preserve"> HYPERLINK \l _Toc30354 </w:instrText>
+        <w:instrText xml:space="preserve"> HYPERLINK \l _Toc17864 </w:instrText>
       </w:r>
       <w:r>
         <w:fldChar w:fldCharType="separate"/>
@@ -6632,13 +6632,13 @@
         <w:fldChar w:fldCharType="begin"/>
       </w:r>
       <w:r>
-        <w:instrText xml:space="preserve"> PAGEREF _Toc30354 \h </w:instrText>
+        <w:instrText xml:space="preserve"> PAGEREF _Toc17864 \h </w:instrText>
       </w:r>
       <w:r>
         <w:fldChar w:fldCharType="separate"/>
       </w:r>
       <w:r>
-        <w:t>17</w:t>
+        <w:t>18</w:t>
       </w:r>
       <w:r>
         <w:fldChar w:fldCharType="end"/>
@@ -6658,7 +6658,7 @@
         <w:fldChar w:fldCharType="begin"/>
       </w:r>
       <w:r>
-        <w:instrText xml:space="preserve"> HYPERLINK \l _Toc1880 </w:instrText>
+        <w:instrText xml:space="preserve"> HYPERLINK \l _Toc2012 </w:instrText>
       </w:r>
       <w:r>
         <w:fldChar w:fldCharType="separate"/>
@@ -6701,13 +6701,13 @@
         <w:fldChar w:fldCharType="begin"/>
       </w:r>
       <w:r>
-        <w:instrText xml:space="preserve"> PAGEREF _Toc1880 \h </w:instrText>
+        <w:instrText xml:space="preserve"> PAGEREF _Toc2012 \h </w:instrText>
       </w:r>
       <w:r>
         <w:fldChar w:fldCharType="separate"/>
       </w:r>
       <w:r>
-        <w:t>17</w:t>
+        <w:t>18</w:t>
       </w:r>
       <w:r>
         <w:fldChar w:fldCharType="end"/>
@@ -6727,7 +6727,7 @@
         <w:fldChar w:fldCharType="begin"/>
       </w:r>
       <w:r>
-        <w:instrText xml:space="preserve"> HYPERLINK \l _Toc26309 </w:instrText>
+        <w:instrText xml:space="preserve"> HYPERLINK \l _Toc1976 </w:instrText>
       </w:r>
       <w:r>
         <w:fldChar w:fldCharType="separate"/>
@@ -6770,13 +6770,13 @@
         <w:fldChar w:fldCharType="begin"/>
       </w:r>
       <w:r>
-        <w:instrText xml:space="preserve"> PAGEREF _Toc26309 \h </w:instrText>
+        <w:instrText xml:space="preserve"> PAGEREF _Toc1976 \h </w:instrText>
       </w:r>
       <w:r>
         <w:fldChar w:fldCharType="separate"/>
       </w:r>
       <w:r>
-        <w:t>17</w:t>
+        <w:t>18</w:t>
       </w:r>
       <w:r>
         <w:fldChar w:fldCharType="end"/>
@@ -6796,7 +6796,7 @@
         <w:fldChar w:fldCharType="begin"/>
       </w:r>
       <w:r>
-        <w:instrText xml:space="preserve"> HYPERLINK \l _Toc21061 </w:instrText>
+        <w:instrText xml:space="preserve"> HYPERLINK \l _Toc24466 </w:instrText>
       </w:r>
       <w:r>
         <w:fldChar w:fldCharType="separate"/>
@@ -6839,13 +6839,13 @@
         <w:fldChar w:fldCharType="begin"/>
       </w:r>
       <w:r>
-        <w:instrText xml:space="preserve"> PAGEREF _Toc21061 \h </w:instrText>
+        <w:instrText xml:space="preserve"> PAGEREF _Toc24466 \h </w:instrText>
       </w:r>
       <w:r>
         <w:fldChar w:fldCharType="separate"/>
       </w:r>
       <w:r>
-        <w:t>18</w:t>
+        <w:t>19</w:t>
       </w:r>
       <w:r>
         <w:fldChar w:fldCharType="end"/>
@@ -6865,7 +6865,7 @@
         <w:fldChar w:fldCharType="begin"/>
       </w:r>
       <w:r>
-        <w:instrText xml:space="preserve"> HYPERLINK \l _Toc22623 </w:instrText>
+        <w:instrText xml:space="preserve"> HYPERLINK \l _Toc28329 </w:instrText>
       </w:r>
       <w:r>
         <w:fldChar w:fldCharType="separate"/>
@@ -6908,13 +6908,13 @@
         <w:fldChar w:fldCharType="begin"/>
       </w:r>
       <w:r>
-        <w:instrText xml:space="preserve"> PAGEREF _Toc22623 \h </w:instrText>
+        <w:instrText xml:space="preserve"> PAGEREF _Toc28329 \h </w:instrText>
       </w:r>
       <w:r>
         <w:fldChar w:fldCharType="separate"/>
       </w:r>
       <w:r>
-        <w:t>18</w:t>
+        <w:t>19</w:t>
       </w:r>
       <w:r>
         <w:fldChar w:fldCharType="end"/>
@@ -6934,7 +6934,7 @@
         <w:fldChar w:fldCharType="begin"/>
       </w:r>
       <w:r>
-        <w:instrText xml:space="preserve"> HYPERLINK \l _Toc12063 </w:instrText>
+        <w:instrText xml:space="preserve"> HYPERLINK \l _Toc15540 </w:instrText>
       </w:r>
       <w:r>
         <w:fldChar w:fldCharType="separate"/>
@@ -6977,13 +6977,13 @@
         <w:fldChar w:fldCharType="begin"/>
       </w:r>
       <w:r>
-        <w:instrText xml:space="preserve"> PAGEREF _Toc12063 \h </w:instrText>
+        <w:instrText xml:space="preserve"> PAGEREF _Toc15540 \h </w:instrText>
       </w:r>
       <w:r>
         <w:fldChar w:fldCharType="separate"/>
       </w:r>
       <w:r>
-        <w:t>18</w:t>
+        <w:t>19</w:t>
       </w:r>
       <w:r>
         <w:fldChar w:fldCharType="end"/>
@@ -7003,7 +7003,7 @@
         <w:fldChar w:fldCharType="begin"/>
       </w:r>
       <w:r>
-        <w:instrText xml:space="preserve"> HYPERLINK \l _Toc10978 </w:instrText>
+        <w:instrText xml:space="preserve"> HYPERLINK \l _Toc20947 </w:instrText>
       </w:r>
       <w:r>
         <w:fldChar w:fldCharType="separate"/>
@@ -7046,13 +7046,13 @@
         <w:fldChar w:fldCharType="begin"/>
       </w:r>
       <w:r>
-        <w:instrText xml:space="preserve"> PAGEREF _Toc10978 \h </w:instrText>
+        <w:instrText xml:space="preserve"> PAGEREF _Toc20947 \h </w:instrText>
       </w:r>
       <w:r>
         <w:fldChar w:fldCharType="separate"/>
       </w:r>
       <w:r>
-        <w:t>19</w:t>
+        <w:t>20</w:t>
       </w:r>
       <w:r>
         <w:fldChar w:fldCharType="end"/>
@@ -7072,7 +7072,7 @@
         <w:fldChar w:fldCharType="begin"/>
       </w:r>
       <w:r>
-        <w:instrText xml:space="preserve"> HYPERLINK \l _Toc16529 </w:instrText>
+        <w:instrText xml:space="preserve"> HYPERLINK \l _Toc28379 </w:instrText>
       </w:r>
       <w:r>
         <w:fldChar w:fldCharType="separate"/>
@@ -7115,13 +7115,13 @@
         <w:fldChar w:fldCharType="begin"/>
       </w:r>
       <w:r>
-        <w:instrText xml:space="preserve"> PAGEREF _Toc16529 \h </w:instrText>
+        <w:instrText xml:space="preserve"> PAGEREF _Toc28379 \h </w:instrText>
       </w:r>
       <w:r>
         <w:fldChar w:fldCharType="separate"/>
       </w:r>
       <w:r>
-        <w:t>19</w:t>
+        <w:t>20</w:t>
       </w:r>
       <w:r>
         <w:fldChar w:fldCharType="end"/>
@@ -7141,7 +7141,7 @@
         <w:fldChar w:fldCharType="begin"/>
       </w:r>
       <w:r>
-        <w:instrText xml:space="preserve"> HYPERLINK \l _Toc5764 </w:instrText>
+        <w:instrText xml:space="preserve"> HYPERLINK \l _Toc12602 </w:instrText>
       </w:r>
       <w:r>
         <w:fldChar w:fldCharType="separate"/>
@@ -7184,13 +7184,13 @@
         <w:fldChar w:fldCharType="begin"/>
       </w:r>
       <w:r>
-        <w:instrText xml:space="preserve"> PAGEREF _Toc5764 \h </w:instrText>
+        <w:instrText xml:space="preserve"> PAGEREF _Toc12602 \h </w:instrText>
       </w:r>
       <w:r>
         <w:fldChar w:fldCharType="separate"/>
       </w:r>
       <w:r>
-        <w:t>20</w:t>
+        <w:t>21</w:t>
       </w:r>
       <w:r>
         <w:fldChar w:fldCharType="end"/>
@@ -7210,7 +7210,7 @@
         <w:fldChar w:fldCharType="begin"/>
       </w:r>
       <w:r>
-        <w:instrText xml:space="preserve"> HYPERLINK \l _Toc417 </w:instrText>
+        <w:instrText xml:space="preserve"> HYPERLINK \l _Toc18118 </w:instrText>
       </w:r>
       <w:r>
         <w:fldChar w:fldCharType="separate"/>
@@ -7253,13 +7253,13 @@
         <w:fldChar w:fldCharType="begin"/>
       </w:r>
       <w:r>
-        <w:instrText xml:space="preserve"> PAGEREF _Toc417 \h </w:instrText>
+        <w:instrText xml:space="preserve"> PAGEREF _Toc18118 \h </w:instrText>
       </w:r>
       <w:r>
         <w:fldChar w:fldCharType="separate"/>
       </w:r>
       <w:r>
-        <w:t>20</w:t>
+        <w:t>21</w:t>
       </w:r>
       <w:r>
         <w:fldChar w:fldCharType="end"/>
@@ -7279,7 +7279,7 @@
         <w:fldChar w:fldCharType="begin"/>
       </w:r>
       <w:r>
-        <w:instrText xml:space="preserve"> HYPERLINK \l _Toc30850 </w:instrText>
+        <w:instrText xml:space="preserve"> HYPERLINK \l _Toc14640 </w:instrText>
       </w:r>
       <w:r>
         <w:fldChar w:fldCharType="separate"/>
@@ -7322,13 +7322,13 @@
         <w:fldChar w:fldCharType="begin"/>
       </w:r>
       <w:r>
-        <w:instrText xml:space="preserve"> PAGEREF _Toc30850 \h </w:instrText>
+        <w:instrText xml:space="preserve"> PAGEREF _Toc14640 \h </w:instrText>
       </w:r>
       <w:r>
         <w:fldChar w:fldCharType="separate"/>
       </w:r>
       <w:r>
-        <w:t>20</w:t>
+        <w:t>21</w:t>
       </w:r>
       <w:r>
         <w:fldChar w:fldCharType="end"/>
@@ -7348,7 +7348,7 @@
         <w:fldChar w:fldCharType="begin"/>
       </w:r>
       <w:r>
-        <w:instrText xml:space="preserve"> HYPERLINK \l _Toc5275 </w:instrText>
+        <w:instrText xml:space="preserve"> HYPERLINK \l _Toc22011 </w:instrText>
       </w:r>
       <w:r>
         <w:fldChar w:fldCharType="separate"/>
@@ -7391,13 +7391,13 @@
         <w:fldChar w:fldCharType="begin"/>
       </w:r>
       <w:r>
-        <w:instrText xml:space="preserve"> PAGEREF _Toc5275 \h </w:instrText>
+        <w:instrText xml:space="preserve"> PAGEREF _Toc22011 \h </w:instrText>
       </w:r>
       <w:r>
         <w:fldChar w:fldCharType="separate"/>
       </w:r>
       <w:r>
-        <w:t>21</w:t>
+        <w:t>22</w:t>
       </w:r>
       <w:r>
         <w:fldChar w:fldCharType="end"/>
@@ -7417,7 +7417,7 @@
         <w:fldChar w:fldCharType="begin"/>
       </w:r>
       <w:r>
-        <w:instrText xml:space="preserve"> HYPERLINK \l _Toc14774 </w:instrText>
+        <w:instrText xml:space="preserve"> HYPERLINK \l _Toc7963 </w:instrText>
       </w:r>
       <w:r>
         <w:fldChar w:fldCharType="separate"/>
@@ -7460,13 +7460,13 @@
         <w:fldChar w:fldCharType="begin"/>
       </w:r>
       <w:r>
-        <w:instrText xml:space="preserve"> PAGEREF _Toc14774 \h </w:instrText>
+        <w:instrText xml:space="preserve"> PAGEREF _Toc7963 \h </w:instrText>
       </w:r>
       <w:r>
         <w:fldChar w:fldCharType="separate"/>
       </w:r>
       <w:r>
-        <w:t>21</w:t>
+        <w:t>22</w:t>
       </w:r>
       <w:r>
         <w:fldChar w:fldCharType="end"/>
@@ -7486,7 +7486,7 @@
         <w:fldChar w:fldCharType="begin"/>
       </w:r>
       <w:r>
-        <w:instrText xml:space="preserve"> HYPERLINK \l _Toc32330 </w:instrText>
+        <w:instrText xml:space="preserve"> HYPERLINK \l _Toc20912 </w:instrText>
       </w:r>
       <w:r>
         <w:fldChar w:fldCharType="separate"/>
@@ -7529,13 +7529,13 @@
         <w:fldChar w:fldCharType="begin"/>
       </w:r>
       <w:r>
-        <w:instrText xml:space="preserve"> PAGEREF _Toc32330 \h </w:instrText>
+        <w:instrText xml:space="preserve"> PAGEREF _Toc20912 \h </w:instrText>
       </w:r>
       <w:r>
         <w:fldChar w:fldCharType="separate"/>
       </w:r>
       <w:r>
-        <w:t>21</w:t>
+        <w:t>22</w:t>
       </w:r>
       <w:r>
         <w:fldChar w:fldCharType="end"/>
@@ -7555,7 +7555,7 @@
         <w:fldChar w:fldCharType="begin"/>
       </w:r>
       <w:r>
-        <w:instrText xml:space="preserve"> HYPERLINK \l _Toc876 </w:instrText>
+        <w:instrText xml:space="preserve"> HYPERLINK \l _Toc15224 </w:instrText>
       </w:r>
       <w:r>
         <w:fldChar w:fldCharType="separate"/>
@@ -7598,13 +7598,13 @@
         <w:fldChar w:fldCharType="begin"/>
       </w:r>
       <w:r>
-        <w:instrText xml:space="preserve"> PAGEREF _Toc876 \h </w:instrText>
+        <w:instrText xml:space="preserve"> PAGEREF _Toc15224 \h </w:instrText>
       </w:r>
       <w:r>
         <w:fldChar w:fldCharType="separate"/>
       </w:r>
       <w:r>
-        <w:t>22</w:t>
+        <w:t>23</w:t>
       </w:r>
       <w:r>
         <w:fldChar w:fldCharType="end"/>
@@ -7624,7 +7624,7 @@
         <w:fldChar w:fldCharType="begin"/>
       </w:r>
       <w:r>
-        <w:instrText xml:space="preserve"> HYPERLINK \l _Toc8558 </w:instrText>
+        <w:instrText xml:space="preserve"> HYPERLINK \l _Toc7403 </w:instrText>
       </w:r>
       <w:r>
         <w:fldChar w:fldCharType="separate"/>
@@ -7667,13 +7667,13 @@
         <w:fldChar w:fldCharType="begin"/>
       </w:r>
       <w:r>
-        <w:instrText xml:space="preserve"> PAGEREF _Toc8558 \h </w:instrText>
+        <w:instrText xml:space="preserve"> PAGEREF _Toc7403 \h </w:instrText>
       </w:r>
       <w:r>
         <w:fldChar w:fldCharType="separate"/>
       </w:r>
       <w:r>
-        <w:t>22</w:t>
+        <w:t>23</w:t>
       </w:r>
       <w:r>
         <w:fldChar w:fldCharType="end"/>
@@ -7693,7 +7693,7 @@
         <w:fldChar w:fldCharType="begin"/>
       </w:r>
       <w:r>
-        <w:instrText xml:space="preserve"> HYPERLINK \l _Toc13938 </w:instrText>
+        <w:instrText xml:space="preserve"> HYPERLINK \l _Toc1312 </w:instrText>
       </w:r>
       <w:r>
         <w:fldChar w:fldCharType="separate"/>
@@ -7736,13 +7736,13 @@
         <w:fldChar w:fldCharType="begin"/>
       </w:r>
       <w:r>
-        <w:instrText xml:space="preserve"> PAGEREF _Toc13938 \h </w:instrText>
+        <w:instrText xml:space="preserve"> PAGEREF _Toc1312 \h </w:instrText>
       </w:r>
       <w:r>
         <w:fldChar w:fldCharType="separate"/>
       </w:r>
       <w:r>
-        <w:t>22</w:t>
+        <w:t>23</w:t>
       </w:r>
       <w:r>
         <w:fldChar w:fldCharType="end"/>
@@ -7762,7 +7762,7 @@
         <w:fldChar w:fldCharType="begin"/>
       </w:r>
       <w:r>
-        <w:instrText xml:space="preserve"> HYPERLINK \l _Toc3691 </w:instrText>
+        <w:instrText xml:space="preserve"> HYPERLINK \l _Toc15849 </w:instrText>
       </w:r>
       <w:r>
         <w:fldChar w:fldCharType="separate"/>
@@ -7805,13 +7805,13 @@
         <w:fldChar w:fldCharType="begin"/>
       </w:r>
       <w:r>
-        <w:instrText xml:space="preserve"> PAGEREF _Toc3691 \h </w:instrText>
+        <w:instrText xml:space="preserve"> PAGEREF _Toc15849 \h </w:instrText>
       </w:r>
       <w:r>
         <w:fldChar w:fldCharType="separate"/>
       </w:r>
       <w:r>
-        <w:t>23</w:t>
+        <w:t>24</w:t>
       </w:r>
       <w:r>
         <w:fldChar w:fldCharType="end"/>
@@ -7831,7 +7831,7 @@
         <w:fldChar w:fldCharType="begin"/>
       </w:r>
       <w:r>
-        <w:instrText xml:space="preserve"> HYPERLINK \l _Toc22638 </w:instrText>
+        <w:instrText xml:space="preserve"> HYPERLINK \l _Toc20938 </w:instrText>
       </w:r>
       <w:r>
         <w:fldChar w:fldCharType="separate"/>
@@ -7874,13 +7874,13 @@
         <w:fldChar w:fldCharType="begin"/>
       </w:r>
       <w:r>
-        <w:instrText xml:space="preserve"> PAGEREF _Toc22638 \h </w:instrText>
+        <w:instrText xml:space="preserve"> PAGEREF _Toc20938 \h </w:instrText>
       </w:r>
       <w:r>
         <w:fldChar w:fldCharType="separate"/>
       </w:r>
       <w:r>
-        <w:t>23</w:t>
+        <w:t>24</w:t>
       </w:r>
       <w:r>
         <w:fldChar w:fldCharType="end"/>
@@ -7900,7 +7900,7 @@
         <w:fldChar w:fldCharType="begin"/>
       </w:r>
       <w:r>
-        <w:instrText xml:space="preserve"> HYPERLINK \l _Toc31551 </w:instrText>
+        <w:instrText xml:space="preserve"> HYPERLINK \l _Toc17085 </w:instrText>
       </w:r>
       <w:r>
         <w:fldChar w:fldCharType="separate"/>
@@ -7943,13 +7943,13 @@
         <w:fldChar w:fldCharType="begin"/>
       </w:r>
       <w:r>
-        <w:instrText xml:space="preserve"> PAGEREF _Toc31551 \h </w:instrText>
+        <w:instrText xml:space="preserve"> PAGEREF _Toc17085 \h </w:instrText>
       </w:r>
       <w:r>
         <w:fldChar w:fldCharType="separate"/>
       </w:r>
       <w:r>
-        <w:t>23</w:t>
+        <w:t>24</w:t>
       </w:r>
       <w:r>
         <w:fldChar w:fldCharType="end"/>
@@ -7969,7 +7969,7 @@
         <w:fldChar w:fldCharType="begin"/>
       </w:r>
       <w:r>
-        <w:instrText xml:space="preserve"> HYPERLINK \l _Toc27508 </w:instrText>
+        <w:instrText xml:space="preserve"> HYPERLINK \l _Toc32722 </w:instrText>
       </w:r>
       <w:r>
         <w:fldChar w:fldCharType="separate"/>
@@ -8012,13 +8012,13 @@
         <w:fldChar w:fldCharType="begin"/>
       </w:r>
       <w:r>
-        <w:instrText xml:space="preserve"> PAGEREF _Toc27508 \h </w:instrText>
+        <w:instrText xml:space="preserve"> PAGEREF _Toc32722 \h </w:instrText>
       </w:r>
       <w:r>
         <w:fldChar w:fldCharType="separate"/>
       </w:r>
       <w:r>
-        <w:t>24</w:t>
+        <w:t>25</w:t>
       </w:r>
       <w:r>
         <w:fldChar w:fldCharType="end"/>
@@ -8038,7 +8038,7 @@
         <w:fldChar w:fldCharType="begin"/>
       </w:r>
       <w:r>
-        <w:instrText xml:space="preserve"> HYPERLINK \l _Toc30646 </w:instrText>
+        <w:instrText xml:space="preserve"> HYPERLINK \l _Toc22841 </w:instrText>
       </w:r>
       <w:r>
         <w:fldChar w:fldCharType="separate"/>
@@ -8081,13 +8081,13 @@
         <w:fldChar w:fldCharType="begin"/>
       </w:r>
       <w:r>
-        <w:instrText xml:space="preserve"> PAGEREF _Toc30646 \h </w:instrText>
+        <w:instrText xml:space="preserve"> PAGEREF _Toc22841 \h </w:instrText>
       </w:r>
       <w:r>
         <w:fldChar w:fldCharType="separate"/>
       </w:r>
       <w:r>
-        <w:t>24</w:t>
+        <w:t>25</w:t>
       </w:r>
       <w:r>
         <w:fldChar w:fldCharType="end"/>
@@ -8107,7 +8107,7 @@
         <w:fldChar w:fldCharType="begin"/>
       </w:r>
       <w:r>
-        <w:instrText xml:space="preserve"> HYPERLINK \l _Toc25560 </w:instrText>
+        <w:instrText xml:space="preserve"> HYPERLINK \l _Toc27961 </w:instrText>
       </w:r>
       <w:r>
         <w:fldChar w:fldCharType="separate"/>
@@ -8150,13 +8150,13 @@
         <w:fldChar w:fldCharType="begin"/>
       </w:r>
       <w:r>
-        <w:instrText xml:space="preserve"> PAGEREF _Toc25560 \h </w:instrText>
+        <w:instrText xml:space="preserve"> PAGEREF _Toc27961 \h </w:instrText>
       </w:r>
       <w:r>
         <w:fldChar w:fldCharType="separate"/>
       </w:r>
       <w:r>
-        <w:t>25</w:t>
+        <w:t>26</w:t>
       </w:r>
       <w:r>
         <w:fldChar w:fldCharType="end"/>
@@ -8234,7 +8234,7 @@
         <w:textAlignment w:val="baseline"/>
       </w:pPr>
       <w:bookmarkStart w:id="1" w:name="heading_2"/>
-      <w:bookmarkStart w:id="2" w:name="_Toc27856"/>
+      <w:bookmarkStart w:id="2" w:name="_Toc11167"/>
       <w:r>
         <w:t>运维工具应用情况</w:t>
       </w:r>
@@ -8263,7 +8263,7 @@
       <w:r>
         <w:t xml:space="preserve"> </w:t>
       </w:r>
-      <w:bookmarkStart w:id="4" w:name="_Toc10348"/>
+      <w:bookmarkStart w:id="4" w:name="_Toc7697"/>
       <w:r>
         <w:t>iTop平台应用情况</w:t>
       </w:r>
@@ -8289,7 +8289,7 @@
         <w:textAlignment w:val="baseline"/>
       </w:pPr>
       <w:bookmarkStart w:id="5" w:name="heading_4"/>
-      <w:bookmarkStart w:id="6" w:name="_Toc18666"/>
+      <w:bookmarkStart w:id="6" w:name="_Toc14587"/>
       <w:r>
         <w:t>平台介绍</w:t>
       </w:r>
@@ -8347,7 +8347,7 @@
         <w:textAlignment w:val="baseline"/>
       </w:pPr>
       <w:bookmarkStart w:id="7" w:name="heading_5"/>
-      <w:bookmarkStart w:id="8" w:name="_Toc6317"/>
+      <w:bookmarkStart w:id="8" w:name="_Toc24556"/>
       <w:r>
         <w:t>主要功能</w:t>
       </w:r>
@@ -8511,7 +8511,7 @@
         <w:fldChar w:fldCharType="end"/>
       </w:r>
       <w:bookmarkStart w:id="9" w:name="_Toc28388"/>
-      <w:bookmarkStart w:id="10" w:name="_Toc8444"/>
+      <w:bookmarkStart w:id="10" w:name="_Toc20092"/>
       <w:r>
         <w:rPr>
           <w:rFonts w:hint="eastAsia"/>
@@ -8748,7 +8748,7 @@
         </w:rPr>
         <w:fldChar w:fldCharType="end"/>
       </w:r>
-      <w:bookmarkStart w:id="11" w:name="_Toc26806"/>
+      <w:bookmarkStart w:id="11" w:name="_Toc14595"/>
       <w:r>
         <w:rPr>
           <w:rFonts w:hint="eastAsia"/>
@@ -8956,7 +8956,7 @@
         </w:rPr>
         <w:fldChar w:fldCharType="end"/>
       </w:r>
-      <w:bookmarkStart w:id="12" w:name="_Toc1602"/>
+      <w:bookmarkStart w:id="12" w:name="_Toc26245"/>
       <w:r>
         <w:rPr>
           <w:rFonts w:hint="eastAsia"/>
@@ -9346,7 +9346,7 @@
         </w:rPr>
         <w:fldChar w:fldCharType="end"/>
       </w:r>
-      <w:bookmarkStart w:id="14" w:name="_Toc32452"/>
+      <w:bookmarkStart w:id="14" w:name="_Toc32635"/>
       <w:r>
         <w:rPr>
           <w:rFonts w:hint="eastAsia"/>
@@ -9584,7 +9584,7 @@
         </w:rPr>
         <w:fldChar w:fldCharType="end"/>
       </w:r>
-      <w:bookmarkStart w:id="15" w:name="_Toc26873"/>
+      <w:bookmarkStart w:id="15" w:name="_Toc18776"/>
       <w:r>
         <w:rPr>
           <w:rFonts w:hint="eastAsia"/>
@@ -9885,7 +9885,7 @@
         </w:rPr>
         <w:fldChar w:fldCharType="end"/>
       </w:r>
-      <w:bookmarkStart w:id="16" w:name="_Toc24121"/>
+      <w:bookmarkStart w:id="16" w:name="_Toc30552"/>
       <w:r>
         <w:rPr>
           <w:rFonts w:hint="eastAsia"/>
@@ -10105,7 +10105,7 @@
         </w:rPr>
         <w:fldChar w:fldCharType="end"/>
       </w:r>
-      <w:bookmarkStart w:id="17" w:name="_Toc5204"/>
+      <w:bookmarkStart w:id="17" w:name="_Toc19208"/>
       <w:r>
         <w:rPr>
           <w:rFonts w:hint="eastAsia"/>
@@ -10313,7 +10313,7 @@
         </w:rPr>
         <w:fldChar w:fldCharType="end"/>
       </w:r>
-      <w:bookmarkStart w:id="18" w:name="_Toc28547"/>
+      <w:bookmarkStart w:id="18" w:name="_Toc18907"/>
       <w:r>
         <w:rPr>
           <w:rFonts w:hint="eastAsia"/>
@@ -10870,7 +10870,7 @@
         </w:rPr>
         <w:fldChar w:fldCharType="end"/>
       </w:r>
-      <w:bookmarkStart w:id="19" w:name="_Toc5323"/>
+      <w:bookmarkStart w:id="19" w:name="_Toc14462"/>
       <w:r>
         <w:rPr>
           <w:rFonts w:hint="eastAsia"/>
@@ -11148,7 +11148,7 @@
         </w:rPr>
         <w:fldChar w:fldCharType="end"/>
       </w:r>
-      <w:bookmarkStart w:id="20" w:name="_Toc2174"/>
+      <w:bookmarkStart w:id="20" w:name="_Toc20949"/>
       <w:r>
         <w:rPr>
           <w:rFonts w:hint="eastAsia"/>
@@ -11244,7 +11244,7 @@
         <w:snapToGrid w:val="0"/>
         <w:textAlignment w:val="baseline"/>
       </w:pPr>
-      <w:bookmarkStart w:id="21" w:name="_Toc21534"/>
+      <w:bookmarkStart w:id="21" w:name="_Toc22719"/>
       <w:r>
         <w:t>应用情况</w:t>
       </w:r>
@@ -11268,8 +11268,16 @@
         <w:adjustRightInd w:val="0"/>
         <w:snapToGrid w:val="0"/>
         <w:textAlignment w:val="baseline"/>
-      </w:pPr>
-      <w:r>
+        <w:rPr>
+          <w:rFonts w:hint="eastAsia"/>
+          <w:lang w:val="en-US" w:eastAsia="zh-CN"/>
+        </w:rPr>
+      </w:pPr>
+      <w:r>
+        <w:rPr>
+          <w:rFonts w:hint="eastAsia"/>
+          <w:lang w:val="en-US" w:eastAsia="zh-CN"/>
+        </w:rPr>
         <w:t>iTop平台已在公司多个运维项目中得到了应用和推广，</w:t>
       </w:r>
       <w:r>
@@ -11277,9 +11285,13 @@
           <w:rFonts w:hint="eastAsia"/>
           <w:lang w:val="en-US" w:eastAsia="zh-CN"/>
         </w:rPr>
-        <w:t>如国泰新点大OA系统运维服务项目和镇海协同办公系统数据库技术服务项目</w:t>
-      </w:r>
-      <w:r>
+        <w:t>应用于国泰新点大OA系统运维服务项目、镇海协同办公系统数据库技术服务项目、宁波浦安主机运维服务项目、宁波睿网机房运维服务项目和宁波超创主机运维服务项目</w:t>
+      </w:r>
+      <w:r>
+        <w:rPr>
+          <w:rFonts w:hint="eastAsia"/>
+          <w:lang w:val="en-US" w:eastAsia="zh-CN"/>
+        </w:rPr>
         <w:t>等众多运维项目。</w:t>
       </w:r>
     </w:p>
@@ -11301,8 +11313,8 @@
         <w:snapToGrid w:val="0"/>
         <w:textAlignment w:val="baseline"/>
       </w:pPr>
-      <w:bookmarkStart w:id="22" w:name="_Toc9806"/>
-      <w:bookmarkStart w:id="23" w:name="heading_7"/>
+      <w:bookmarkStart w:id="22" w:name="heading_7"/>
+      <w:bookmarkStart w:id="23" w:name="_Toc26430"/>
       <w:r>
         <w:rPr>
           <w:rFonts w:hint="eastAsia"/>
@@ -11334,8 +11346,8 @@
         <w:snapToGrid w:val="0"/>
         <w:textAlignment w:val="baseline"/>
       </w:pPr>
-      <w:bookmarkStart w:id="24" w:name="_Toc21540"/>
-      <w:bookmarkStart w:id="25" w:name="heading_8"/>
+      <w:bookmarkStart w:id="24" w:name="heading_8"/>
+      <w:bookmarkStart w:id="25" w:name="_Toc17225"/>
       <w:r>
         <w:rPr>
           <w:rFonts w:hint="eastAsia"/>
@@ -11401,7 +11413,7 @@
         <w:textAlignment w:val="baseline"/>
       </w:pPr>
       <w:bookmarkStart w:id="26" w:name="heading_9"/>
-      <w:bookmarkStart w:id="27" w:name="_Toc1954"/>
+      <w:bookmarkStart w:id="27" w:name="_Toc15193"/>
       <w:r>
         <w:t>主要功能</w:t>
       </w:r>
@@ -11598,7 +11610,7 @@
         </w:rPr>
         <w:fldChar w:fldCharType="end"/>
       </w:r>
-      <w:bookmarkStart w:id="28" w:name="_Toc448"/>
+      <w:bookmarkStart w:id="28" w:name="_Toc7870"/>
       <w:r>
         <w:rPr>
           <w:rFonts w:hint="eastAsia"/>
@@ -11805,7 +11817,7 @@
         </w:rPr>
         <w:fldChar w:fldCharType="end"/>
       </w:r>
-      <w:bookmarkStart w:id="29" w:name="_Toc9019"/>
+      <w:bookmarkStart w:id="29" w:name="_Toc15631"/>
       <w:r>
         <w:rPr>
           <w:rFonts w:hint="eastAsia"/>
@@ -12043,7 +12055,7 @@
         </w:rPr>
         <w:fldChar w:fldCharType="end"/>
       </w:r>
-      <w:bookmarkStart w:id="30" w:name="_Toc2659"/>
+      <w:bookmarkStart w:id="30" w:name="_Toc5997"/>
       <w:r>
         <w:rPr>
           <w:rFonts w:hint="eastAsia"/>
@@ -12283,7 +12295,7 @@
         </w:rPr>
         <w:fldChar w:fldCharType="end"/>
       </w:r>
-      <w:bookmarkStart w:id="31" w:name="_Toc29184"/>
+      <w:bookmarkStart w:id="31" w:name="_Toc23786"/>
       <w:r>
         <w:rPr>
           <w:rFonts w:hint="eastAsia"/>
@@ -12549,7 +12561,7 @@
         </w:rPr>
         <w:fldChar w:fldCharType="end"/>
       </w:r>
-      <w:bookmarkStart w:id="32" w:name="_Toc18899"/>
+      <w:bookmarkStart w:id="32" w:name="_Toc16016"/>
       <w:r>
         <w:rPr>
           <w:rFonts w:hint="eastAsia"/>
@@ -12802,7 +12814,7 @@
         </w:rPr>
         <w:fldChar w:fldCharType="end"/>
       </w:r>
-      <w:bookmarkStart w:id="33" w:name="_Toc29839"/>
+      <w:bookmarkStart w:id="33" w:name="_Toc27203"/>
       <w:r>
         <w:rPr>
           <w:rFonts w:hint="eastAsia"/>
@@ -13010,7 +13022,7 @@
         </w:rPr>
         <w:fldChar w:fldCharType="end"/>
       </w:r>
-      <w:bookmarkStart w:id="34" w:name="_Toc9862"/>
+      <w:bookmarkStart w:id="34" w:name="_Toc13719"/>
       <w:r>
         <w:rPr>
           <w:rFonts w:hint="eastAsia"/>
@@ -13250,7 +13262,7 @@
         </w:rPr>
         <w:fldChar w:fldCharType="end"/>
       </w:r>
-      <w:bookmarkStart w:id="35" w:name="_Toc29355"/>
+      <w:bookmarkStart w:id="35" w:name="_Toc16537"/>
       <w:r>
         <w:rPr>
           <w:rFonts w:hint="eastAsia"/>
@@ -13473,7 +13485,7 @@
         </w:rPr>
         <w:fldChar w:fldCharType="end"/>
       </w:r>
-      <w:bookmarkStart w:id="36" w:name="_Toc16618"/>
+      <w:bookmarkStart w:id="36" w:name="_Toc22426"/>
       <w:r>
         <w:rPr>
           <w:rFonts w:hint="eastAsia"/>
@@ -13681,7 +13693,7 @@
         </w:rPr>
         <w:fldChar w:fldCharType="end"/>
       </w:r>
-      <w:bookmarkStart w:id="37" w:name="_Toc32729"/>
+      <w:bookmarkStart w:id="37" w:name="_Toc21618"/>
       <w:r>
         <w:rPr>
           <w:rFonts w:hint="eastAsia"/>
@@ -13921,7 +13933,7 @@
         </w:rPr>
         <w:fldChar w:fldCharType="end"/>
       </w:r>
-      <w:bookmarkStart w:id="38" w:name="_Toc13644"/>
+      <w:bookmarkStart w:id="38" w:name="_Toc738"/>
       <w:r>
         <w:rPr>
           <w:rFonts w:hint="eastAsia"/>
@@ -14129,7 +14141,7 @@
         </w:rPr>
         <w:fldChar w:fldCharType="end"/>
       </w:r>
-      <w:bookmarkStart w:id="39" w:name="_Toc27748"/>
+      <w:bookmarkStart w:id="39" w:name="_Toc26874"/>
       <w:r>
         <w:rPr>
           <w:rFonts w:hint="eastAsia"/>
@@ -14384,7 +14396,7 @@
         </w:rPr>
         <w:fldChar w:fldCharType="end"/>
       </w:r>
-      <w:bookmarkStart w:id="40" w:name="_Toc13562"/>
+      <w:bookmarkStart w:id="40" w:name="_Toc7083"/>
       <w:r>
         <w:rPr>
           <w:rFonts w:hint="eastAsia"/>
@@ -14596,7 +14608,7 @@
         </w:rPr>
         <w:fldChar w:fldCharType="end"/>
       </w:r>
-      <w:bookmarkStart w:id="41" w:name="_Toc18339"/>
+      <w:bookmarkStart w:id="41" w:name="_Toc18670"/>
       <w:r>
         <w:rPr>
           <w:rFonts w:hint="eastAsia"/>
@@ -14836,7 +14848,7 @@
         </w:rPr>
         <w:fldChar w:fldCharType="end"/>
       </w:r>
-      <w:bookmarkStart w:id="42" w:name="_Toc23270"/>
+      <w:bookmarkStart w:id="42" w:name="_Toc11304"/>
       <w:r>
         <w:rPr>
           <w:rFonts w:hint="eastAsia"/>
@@ -15048,7 +15060,7 @@
         </w:rPr>
         <w:fldChar w:fldCharType="end"/>
       </w:r>
-      <w:bookmarkStart w:id="43" w:name="_Toc3405"/>
+      <w:bookmarkStart w:id="43" w:name="_Toc1720"/>
       <w:r>
         <w:rPr>
           <w:rFonts w:hint="eastAsia"/>
@@ -15338,7 +15350,7 @@
         </w:rPr>
         <w:fldChar w:fldCharType="end"/>
       </w:r>
-      <w:bookmarkStart w:id="44" w:name="_Toc30354"/>
+      <w:bookmarkStart w:id="44" w:name="_Toc17864"/>
       <w:r>
         <w:rPr>
           <w:rFonts w:hint="eastAsia"/>
@@ -15546,7 +15558,7 @@
         </w:rPr>
         <w:fldChar w:fldCharType="end"/>
       </w:r>
-      <w:bookmarkStart w:id="45" w:name="_Toc1880"/>
+      <w:bookmarkStart w:id="45" w:name="_Toc2012"/>
       <w:r>
         <w:rPr>
           <w:rFonts w:hint="eastAsia"/>
@@ -15786,7 +15798,7 @@
         </w:rPr>
         <w:fldChar w:fldCharType="end"/>
       </w:r>
-      <w:bookmarkStart w:id="46" w:name="_Toc26309"/>
+      <w:bookmarkStart w:id="46" w:name="_Toc1976"/>
       <w:r>
         <w:rPr>
           <w:rFonts w:hint="eastAsia"/>
@@ -16013,7 +16025,7 @@
         </w:rPr>
         <w:fldChar w:fldCharType="end"/>
       </w:r>
-      <w:bookmarkStart w:id="47" w:name="_Toc21061"/>
+      <w:bookmarkStart w:id="47" w:name="_Toc24466"/>
       <w:r>
         <w:rPr>
           <w:rFonts w:hint="eastAsia"/>
@@ -16221,7 +16233,7 @@
         </w:rPr>
         <w:fldChar w:fldCharType="end"/>
       </w:r>
-      <w:bookmarkStart w:id="48" w:name="_Toc22623"/>
+      <w:bookmarkStart w:id="48" w:name="_Toc28329"/>
       <w:r>
         <w:rPr>
           <w:rFonts w:hint="eastAsia"/>
@@ -16460,7 +16472,7 @@
         </w:rPr>
         <w:fldChar w:fldCharType="end"/>
       </w:r>
-      <w:bookmarkStart w:id="49" w:name="_Toc12063"/>
+      <w:bookmarkStart w:id="49" w:name="_Toc15540"/>
       <w:r>
         <w:rPr>
           <w:rFonts w:hint="eastAsia"/>
@@ -16710,7 +16722,7 @@
         </w:rPr>
         <w:fldChar w:fldCharType="end"/>
       </w:r>
-      <w:bookmarkStart w:id="50" w:name="_Toc10978"/>
+      <w:bookmarkStart w:id="50" w:name="_Toc20947"/>
       <w:r>
         <w:rPr>
           <w:rFonts w:hint="eastAsia"/>
@@ -16947,7 +16959,7 @@
         </w:rPr>
         <w:fldChar w:fldCharType="end"/>
       </w:r>
-      <w:bookmarkStart w:id="51" w:name="_Toc16529"/>
+      <w:bookmarkStart w:id="51" w:name="_Toc28379"/>
       <w:r>
         <w:rPr>
           <w:rFonts w:hint="eastAsia"/>
@@ -17201,7 +17213,7 @@
         </w:rPr>
         <w:fldChar w:fldCharType="end"/>
       </w:r>
-      <w:bookmarkStart w:id="52" w:name="_Toc5764"/>
+      <w:bookmarkStart w:id="52" w:name="_Toc12602"/>
       <w:r>
         <w:rPr>
           <w:rFonts w:hint="eastAsia"/>
@@ -17469,7 +17481,7 @@
         </w:rPr>
         <w:fldChar w:fldCharType="end"/>
       </w:r>
-      <w:bookmarkStart w:id="53" w:name="_Toc417"/>
+      <w:bookmarkStart w:id="53" w:name="_Toc18118"/>
       <w:r>
         <w:rPr>
           <w:rFonts w:hint="eastAsia"/>
@@ -17681,7 +17693,7 @@
         </w:rPr>
         <w:fldChar w:fldCharType="end"/>
       </w:r>
-      <w:bookmarkStart w:id="54" w:name="_Toc30850"/>
+      <w:bookmarkStart w:id="54" w:name="_Toc14640"/>
       <w:r>
         <w:rPr>
           <w:rFonts w:hint="eastAsia"/>
@@ -17921,7 +17933,7 @@
         </w:rPr>
         <w:fldChar w:fldCharType="end"/>
       </w:r>
-      <w:bookmarkStart w:id="55" w:name="_Toc5275"/>
+      <w:bookmarkStart w:id="55" w:name="_Toc22011"/>
       <w:r>
         <w:rPr>
           <w:rFonts w:hint="eastAsia"/>
@@ -18133,7 +18145,7 @@
         </w:rPr>
         <w:fldChar w:fldCharType="end"/>
       </w:r>
-      <w:bookmarkStart w:id="56" w:name="_Toc14774"/>
+      <w:bookmarkStart w:id="56" w:name="_Toc7963"/>
       <w:r>
         <w:rPr>
           <w:rFonts w:hint="eastAsia"/>
@@ -18401,7 +18413,7 @@
         </w:rPr>
         <w:fldChar w:fldCharType="end"/>
       </w:r>
-      <w:bookmarkStart w:id="57" w:name="_Toc32330"/>
+      <w:bookmarkStart w:id="57" w:name="_Toc20912"/>
       <w:r>
         <w:rPr>
           <w:rFonts w:hint="eastAsia"/>
@@ -18609,7 +18621,7 @@
         </w:rPr>
         <w:fldChar w:fldCharType="end"/>
       </w:r>
-      <w:bookmarkStart w:id="58" w:name="_Toc876"/>
+      <w:bookmarkStart w:id="58" w:name="_Toc15224"/>
       <w:r>
         <w:rPr>
           <w:rFonts w:hint="eastAsia"/>
@@ -18849,7 +18861,7 @@
         </w:rPr>
         <w:fldChar w:fldCharType="end"/>
       </w:r>
-      <w:bookmarkStart w:id="59" w:name="_Toc8558"/>
+      <w:bookmarkStart w:id="59" w:name="_Toc7403"/>
       <w:r>
         <w:rPr>
           <w:rFonts w:hint="eastAsia"/>
@@ -19056,7 +19068,7 @@
         </w:rPr>
         <w:fldChar w:fldCharType="end"/>
       </w:r>
-      <w:bookmarkStart w:id="60" w:name="_Toc13938"/>
+      <w:bookmarkStart w:id="60" w:name="_Toc1312"/>
       <w:r>
         <w:rPr>
           <w:rFonts w:hint="eastAsia"/>
@@ -19294,7 +19306,7 @@
         </w:rPr>
         <w:fldChar w:fldCharType="end"/>
       </w:r>
-      <w:bookmarkStart w:id="61" w:name="_Toc3691"/>
+      <w:bookmarkStart w:id="61" w:name="_Toc15849"/>
       <w:r>
         <w:rPr>
           <w:rFonts w:hint="eastAsia"/>
@@ -19506,7 +19518,7 @@
         </w:rPr>
         <w:fldChar w:fldCharType="end"/>
       </w:r>
-      <w:bookmarkStart w:id="62" w:name="_Toc22638"/>
+      <w:bookmarkStart w:id="62" w:name="_Toc20938"/>
       <w:r>
         <w:rPr>
           <w:rFonts w:hint="eastAsia"/>
@@ -19769,7 +19781,7 @@
         </w:rPr>
         <w:fldChar w:fldCharType="end"/>
       </w:r>
-      <w:bookmarkStart w:id="63" w:name="_Toc31551"/>
+      <w:bookmarkStart w:id="63" w:name="_Toc17085"/>
       <w:r>
         <w:rPr>
           <w:rFonts w:hint="eastAsia"/>
@@ -19977,7 +19989,7 @@
         </w:rPr>
         <w:fldChar w:fldCharType="end"/>
       </w:r>
-      <w:bookmarkStart w:id="64" w:name="_Toc27508"/>
+      <w:bookmarkStart w:id="64" w:name="_Toc32722"/>
       <w:r>
         <w:rPr>
           <w:rFonts w:hint="eastAsia"/>
@@ -20217,7 +20229,7 @@
         </w:rPr>
         <w:fldChar w:fldCharType="end"/>
       </w:r>
-      <w:bookmarkStart w:id="65" w:name="_Toc30646"/>
+      <w:bookmarkStart w:id="65" w:name="_Toc22841"/>
       <w:r>
         <w:rPr>
           <w:rFonts w:hint="eastAsia"/>
@@ -20483,7 +20495,7 @@
         </w:rPr>
         <w:fldChar w:fldCharType="end"/>
       </w:r>
-      <w:bookmarkStart w:id="66" w:name="_Toc25560"/>
+      <w:bookmarkStart w:id="66" w:name="_Toc27961"/>
       <w:r>
         <w:rPr>
           <w:rFonts w:hint="eastAsia"/>
@@ -20577,8 +20589,8 @@
         <w:snapToGrid w:val="0"/>
         <w:textAlignment w:val="baseline"/>
       </w:pPr>
-      <w:bookmarkStart w:id="67" w:name="_Toc30613"/>
-      <w:bookmarkStart w:id="68" w:name="heading_10"/>
+      <w:bookmarkStart w:id="67" w:name="heading_10"/>
+      <w:bookmarkStart w:id="68" w:name="_Toc3489"/>
       <w:r>
         <w:t>应用情况</w:t>
       </w:r>
@@ -20620,6 +20632,29 @@
         <w:t>项目</w:t>
       </w:r>
       <w:r>
+        <w:rPr>
+          <w:rFonts w:hint="eastAsia"/>
+          <w:lang w:eastAsia="zh-CN"/>
+        </w:rPr>
+        <w:t>、</w:t>
+      </w:r>
+      <w:bookmarkStart w:id="109" w:name="_GoBack"/>
+      <w:r>
+        <w:rPr>
+          <w:rFonts w:hint="eastAsia"/>
+          <w:lang w:val="en-US" w:eastAsia="zh-CN"/>
+        </w:rPr>
+        <w:t>宁波超创主机运维服务项目</w:t>
+      </w:r>
+      <w:bookmarkEnd w:id="109"/>
+      <w:r>
+        <w:rPr>
+          <w:rFonts w:hint="eastAsia"/>
+          <w:lang w:val="en-US" w:eastAsia="zh-CN"/>
+        </w:rPr>
+        <w:t>和镇海协同办公系统数据库技术服务项目</w:t>
+      </w:r>
+      <w:r>
         <w:t>上得到应用，目前应用情况良好，提升了公司的巡检效率和响应及时率。</w:t>
       </w:r>
     </w:p>
@@ -20642,7 +20677,7 @@
         <w:textAlignment w:val="baseline"/>
       </w:pPr>
       <w:bookmarkStart w:id="69" w:name="heading_12"/>
-      <w:bookmarkStart w:id="70" w:name="_Toc1066"/>
+      <w:bookmarkStart w:id="70" w:name="_Toc4240"/>
       <w:r>
         <w:t>服务台应用情况</w:t>
       </w:r>
@@ -20668,7 +20703,7 @@
         <w:textAlignment w:val="baseline"/>
       </w:pPr>
       <w:bookmarkStart w:id="71" w:name="heading_13"/>
-      <w:bookmarkStart w:id="72" w:name="_Toc5646"/>
+      <w:bookmarkStart w:id="72" w:name="_Toc24287"/>
       <w:r>
         <w:t>服务台管理体系概述</w:t>
       </w:r>
@@ -20716,7 +20751,7 @@
         <w:textAlignment w:val="baseline"/>
       </w:pPr>
       <w:bookmarkStart w:id="73" w:name="heading_14"/>
-      <w:bookmarkStart w:id="74" w:name="_Toc4774"/>
+      <w:bookmarkStart w:id="74" w:name="_Toc24908"/>
       <w:r>
         <w:t>核心机制的应用与执行情况</w:t>
       </w:r>
@@ -20827,7 +20862,7 @@
           <w:lang w:val="en-US" w:eastAsia="zh-CN"/>
         </w:rPr>
       </w:pPr>
-      <w:bookmarkStart w:id="75" w:name="_Toc14984"/>
+      <w:bookmarkStart w:id="75" w:name="_Toc31209"/>
       <w:r>
         <w:rPr>
           <w:rFonts w:hint="eastAsia"/>
@@ -21002,7 +21037,7 @@
         <w:snapToGrid w:val="0"/>
         <w:textAlignment w:val="baseline"/>
       </w:pPr>
-      <w:bookmarkStart w:id="77" w:name="_Toc3223"/>
+      <w:bookmarkStart w:id="77" w:name="_Toc22678"/>
       <w:r>
         <w:t>应用成效总结</w:t>
       </w:r>
@@ -21052,8 +21087,8 @@
         <w:snapToGrid w:val="0"/>
         <w:textAlignment w:val="baseline"/>
       </w:pPr>
-      <w:bookmarkStart w:id="78" w:name="_Toc4410"/>
-      <w:bookmarkStart w:id="79" w:name="heading_20"/>
+      <w:bookmarkStart w:id="78" w:name="heading_20"/>
+      <w:bookmarkStart w:id="79" w:name="_Toc27253"/>
       <w:r>
         <w:t>备件库应用情况</w:t>
       </w:r>
@@ -21079,7 +21114,7 @@
         <w:textAlignment w:val="baseline"/>
       </w:pPr>
       <w:bookmarkStart w:id="80" w:name="heading_21"/>
-      <w:bookmarkStart w:id="81" w:name="_Toc19215"/>
+      <w:bookmarkStart w:id="81" w:name="_Toc29907"/>
       <w:r>
         <w:t>备品备件管理体系概述</w:t>
       </w:r>
@@ -21137,7 +21172,7 @@
         <w:textAlignment w:val="baseline"/>
       </w:pPr>
       <w:bookmarkStart w:id="82" w:name="heading_22"/>
-      <w:bookmarkStart w:id="83" w:name="_Toc24002"/>
+      <w:bookmarkStart w:id="83" w:name="_Toc30902"/>
       <w:r>
         <w:t>核心管理机制的应用与执行情况</w:t>
       </w:r>
@@ -21285,7 +21320,7 @@
         <w:textAlignment w:val="baseline"/>
       </w:pPr>
       <w:bookmarkStart w:id="84" w:name="heading_27"/>
-      <w:bookmarkStart w:id="85" w:name="_Toc24257"/>
+      <w:bookmarkStart w:id="85" w:name="_Toc6984"/>
       <w:r>
         <w:t>关键绩效指标达成情况</w:t>
       </w:r>
@@ -21381,8 +21416,6 @@
         </w:rPr>
         <w:t>。</w:t>
       </w:r>
-      <w:bookmarkStart w:id="109" w:name="_GoBack"/>
-      <w:bookmarkEnd w:id="109"/>
       <w:r>
         <w:rPr>
           <w:rFonts w:hint="eastAsia"/>
@@ -21446,7 +21479,7 @@
         <w:snapToGrid w:val="0"/>
         <w:textAlignment w:val="baseline"/>
       </w:pPr>
-      <w:bookmarkStart w:id="87" w:name="_Toc877"/>
+      <w:bookmarkStart w:id="87" w:name="_Toc9038"/>
       <w:r>
         <w:t>应用成效总结</w:t>
       </w:r>
@@ -21497,7 +21530,7 @@
         <w:textAlignment w:val="baseline"/>
       </w:pPr>
       <w:bookmarkStart w:id="88" w:name="heading_29"/>
-      <w:bookmarkStart w:id="89" w:name="_Toc26018"/>
+      <w:bookmarkStart w:id="89" w:name="_Toc3254"/>
       <w:r>
         <w:rPr>
           <w:rFonts w:hint="eastAsia"/>
@@ -21530,7 +21563,7 @@
         <w:textAlignment w:val="baseline"/>
       </w:pPr>
       <w:bookmarkStart w:id="90" w:name="heading_30"/>
-      <w:bookmarkStart w:id="91" w:name="_Toc14539"/>
+      <w:bookmarkStart w:id="91" w:name="_Toc6654"/>
       <w:r>
         <w:rPr>
           <w:rFonts w:hint="eastAsia"/>
@@ -21613,8 +21646,8 @@
         <w:snapToGrid w:val="0"/>
         <w:textAlignment w:val="baseline"/>
       </w:pPr>
-      <w:bookmarkStart w:id="92" w:name="_Toc21158"/>
-      <w:bookmarkStart w:id="93" w:name="heading_31"/>
+      <w:bookmarkStart w:id="92" w:name="heading_31"/>
+      <w:bookmarkStart w:id="93" w:name="_Toc27607"/>
       <w:r>
         <w:t>核心管理机制的应用与执行情况</w:t>
       </w:r>
@@ -21800,8 +21833,8 @@
         <w:snapToGrid w:val="0"/>
         <w:textAlignment w:val="baseline"/>
       </w:pPr>
-      <w:bookmarkStart w:id="94" w:name="_Toc2303"/>
-      <w:bookmarkStart w:id="95" w:name="heading_36"/>
+      <w:bookmarkStart w:id="94" w:name="heading_36"/>
+      <w:bookmarkStart w:id="95" w:name="_Toc18092"/>
       <w:r>
         <w:t>关键绩效指标达成情况</w:t>
       </w:r>
@@ -21963,7 +21996,7 @@
         <w:snapToGrid w:val="0"/>
         <w:textAlignment w:val="baseline"/>
       </w:pPr>
-      <w:bookmarkStart w:id="97" w:name="_Toc24673"/>
+      <w:bookmarkStart w:id="97" w:name="_Toc19650"/>
       <w:r>
         <w:t>应用成效总结</w:t>
       </w:r>
@@ -22050,7 +22083,7 @@
           <w:lang w:val="en-US" w:eastAsia="zh-CN"/>
         </w:rPr>
       </w:pPr>
-      <w:bookmarkStart w:id="98" w:name="_Toc6247"/>
+      <w:bookmarkStart w:id="98" w:name="_Toc8113"/>
       <w:r>
         <w:rPr>
           <w:rFonts w:hint="eastAsia"/>
@@ -22082,7 +22115,7 @@
           <w:lang w:val="en-US" w:eastAsia="zh-CN"/>
         </w:rPr>
       </w:pPr>
-      <w:bookmarkStart w:id="99" w:name="_Toc28038"/>
+      <w:bookmarkStart w:id="99" w:name="_Toc15493"/>
       <w:r>
         <w:rPr>
           <w:rFonts w:hint="default"/>
@@ -22144,7 +22177,7 @@
           <w:lang w:val="en-US" w:eastAsia="zh-CN"/>
         </w:rPr>
       </w:pPr>
-      <w:bookmarkStart w:id="100" w:name="_Toc3973"/>
+      <w:bookmarkStart w:id="100" w:name="_Toc5523"/>
       <w:r>
         <w:rPr>
           <w:rFonts w:hint="default"/>
@@ -22296,7 +22329,7 @@
           <w:lang w:val="en-US" w:eastAsia="zh-CN"/>
         </w:rPr>
       </w:pPr>
-      <w:bookmarkStart w:id="101" w:name="_Toc15012"/>
+      <w:bookmarkStart w:id="101" w:name="_Toc27254"/>
       <w:r>
         <w:rPr>
           <w:rFonts w:hint="default"/>
@@ -22430,7 +22463,7 @@
           <w:lang w:val="en-US" w:eastAsia="zh-CN"/>
         </w:rPr>
       </w:pPr>
-      <w:bookmarkStart w:id="102" w:name="_Toc26208"/>
+      <w:bookmarkStart w:id="102" w:name="_Toc16280"/>
       <w:r>
         <w:rPr>
           <w:rFonts w:hint="default"/>
@@ -22492,7 +22525,7 @@
           <w:lang w:val="en-US" w:eastAsia="zh-CN"/>
         </w:rPr>
       </w:pPr>
-      <w:bookmarkStart w:id="103" w:name="_Toc31380"/>
+      <w:bookmarkStart w:id="103" w:name="_Toc10496"/>
       <w:r>
         <w:rPr>
           <w:rFonts w:hint="eastAsia"/>
@@ -22524,7 +22557,7 @@
           <w:lang w:val="en-US" w:eastAsia="zh-CN"/>
         </w:rPr>
       </w:pPr>
-      <w:bookmarkStart w:id="104" w:name="_Toc23470"/>
+      <w:bookmarkStart w:id="104" w:name="_Toc17871"/>
       <w:r>
         <w:rPr>
           <w:rFonts w:hint="default"/>
@@ -22586,7 +22619,7 @@
           <w:lang w:val="en-US" w:eastAsia="zh-CN"/>
         </w:rPr>
       </w:pPr>
-      <w:bookmarkStart w:id="105" w:name="_Toc29547"/>
+      <w:bookmarkStart w:id="105" w:name="_Toc27135"/>
       <w:r>
         <w:rPr>
           <w:rFonts w:hint="default"/>
@@ -22752,7 +22785,7 @@
           <w:lang w:val="en-US" w:eastAsia="zh-CN"/>
         </w:rPr>
       </w:pPr>
-      <w:bookmarkStart w:id="106" w:name="_Toc32389"/>
+      <w:bookmarkStart w:id="106" w:name="_Toc15491"/>
       <w:r>
         <w:rPr>
           <w:rFonts w:hint="default"/>
@@ -22953,7 +22986,7 @@
           <w:lang w:val="en-US" w:eastAsia="zh-CN"/>
         </w:rPr>
       </w:pPr>
-      <w:bookmarkStart w:id="107" w:name="_Toc7154"/>
+      <w:bookmarkStart w:id="107" w:name="_Toc15086"/>
       <w:r>
         <w:rPr>
           <w:rFonts w:hint="eastAsia"/>
@@ -23015,7 +23048,7 @@
           <w:lang w:val="en-US" w:eastAsia="zh-CN"/>
         </w:rPr>
       </w:pPr>
-      <w:bookmarkStart w:id="108" w:name="_Toc9835"/>
+      <w:bookmarkStart w:id="108" w:name="_Toc1081"/>
       <w:r>
         <w:rPr>
           <w:rFonts w:hint="default"/>

--- a/8-资源管理/运行记录类文件/SFKJ-ITSS-0808-运维资源应用情况说明.docx
+++ b/8-资源管理/运行记录类文件/SFKJ-ITSS-0808-运维资源应用情况说明.docx
@@ -8233,8 +8233,8 @@
         <w:snapToGrid w:val="0"/>
         <w:textAlignment w:val="baseline"/>
       </w:pPr>
-      <w:bookmarkStart w:id="1" w:name="heading_2"/>
-      <w:bookmarkStart w:id="2" w:name="_Toc11167"/>
+      <w:bookmarkStart w:id="1" w:name="_Toc11167"/>
+      <w:bookmarkStart w:id="2" w:name="heading_2"/>
       <w:r>
         <w:t>运维工具应用情况</w:t>
       </w:r>
@@ -8288,8 +8288,8 @@
         <w:snapToGrid w:val="0"/>
         <w:textAlignment w:val="baseline"/>
       </w:pPr>
-      <w:bookmarkStart w:id="5" w:name="heading_4"/>
-      <w:bookmarkStart w:id="6" w:name="_Toc14587"/>
+      <w:bookmarkStart w:id="5" w:name="_Toc14587"/>
+      <w:bookmarkStart w:id="6" w:name="heading_4"/>
       <w:r>
         <w:t>平台介绍</w:t>
       </w:r>
@@ -11278,21 +11278,7 @@
           <w:rFonts w:hint="eastAsia"/>
           <w:lang w:val="en-US" w:eastAsia="zh-CN"/>
         </w:rPr>
-        <w:t>iTop平台已在公司多个运维项目中得到了应用和推广，</w:t>
-      </w:r>
-      <w:r>
-        <w:rPr>
-          <w:rFonts w:hint="eastAsia"/>
-          <w:lang w:val="en-US" w:eastAsia="zh-CN"/>
-        </w:rPr>
-        <w:t>应用于国泰新点大OA系统运维服务项目、镇海协同办公系统数据库技术服务项目、宁波浦安主机运维服务项目、宁波睿网机房运维服务项目和宁波超创主机运维服务项目</w:t>
-      </w:r>
-      <w:r>
-        <w:rPr>
-          <w:rFonts w:hint="eastAsia"/>
-          <w:lang w:val="en-US" w:eastAsia="zh-CN"/>
-        </w:rPr>
-        <w:t>等众多运维项目。</w:t>
+        <w:t>iTop平台已在公司多个运维项目中得到了应用和推广，应用于国泰新点大OA系统运维服务项目、镇海协同办公系统数据库技术服务项目、宁波浦安主机运维服务项目、宁波睿网机房运维服务项目和宁波超创主机运维服务项目等众多运维项目。</w:t>
       </w:r>
     </w:p>
     <w:p>
@@ -11313,8 +11299,8 @@
         <w:snapToGrid w:val="0"/>
         <w:textAlignment w:val="baseline"/>
       </w:pPr>
-      <w:bookmarkStart w:id="22" w:name="heading_7"/>
-      <w:bookmarkStart w:id="23" w:name="_Toc26430"/>
+      <w:bookmarkStart w:id="22" w:name="_Toc26430"/>
+      <w:bookmarkStart w:id="23" w:name="heading_7"/>
       <w:r>
         <w:rPr>
           <w:rFonts w:hint="eastAsia"/>
@@ -11346,8 +11332,8 @@
         <w:snapToGrid w:val="0"/>
         <w:textAlignment w:val="baseline"/>
       </w:pPr>
-      <w:bookmarkStart w:id="24" w:name="heading_8"/>
-      <w:bookmarkStart w:id="25" w:name="_Toc17225"/>
+      <w:bookmarkStart w:id="24" w:name="_Toc17225"/>
+      <w:bookmarkStart w:id="25" w:name="heading_8"/>
       <w:r>
         <w:rPr>
           <w:rFonts w:hint="eastAsia"/>
@@ -11412,8 +11398,8 @@
         <w:snapToGrid w:val="0"/>
         <w:textAlignment w:val="baseline"/>
       </w:pPr>
-      <w:bookmarkStart w:id="26" w:name="heading_9"/>
-      <w:bookmarkStart w:id="27" w:name="_Toc15193"/>
+      <w:bookmarkStart w:id="26" w:name="_Toc15193"/>
+      <w:bookmarkStart w:id="27" w:name="heading_9"/>
       <w:r>
         <w:t>主要功能</w:t>
       </w:r>
@@ -12667,21 +12653,6 @@
     </w:p>
     <w:p>
       <w:pPr>
-        <w:rPr>
-          <w:rFonts w:hint="eastAsia"/>
-          <w:lang w:val="en-US" w:eastAsia="zh-CN"/>
-        </w:rPr>
-      </w:pPr>
-      <w:r>
-        <w:rPr>
-          <w:rFonts w:hint="eastAsia"/>
-          <w:lang w:val="en-US" w:eastAsia="zh-CN"/>
-        </w:rPr>
-        <w:br w:type="page"/>
-      </w:r>
-    </w:p>
-    <w:p>
-      <w:pPr>
         <w:pStyle w:val="32"/>
         <w:keepNext w:val="0"/>
         <w:keepLines w:val="0"/>
@@ -13295,8 +13266,8 @@
       <w:r>
         <w:drawing>
           <wp:inline distT="0" distB="0" distL="114300" distR="114300">
-            <wp:extent cx="5266690" cy="1782445"/>
-            <wp:effectExtent l="0" t="0" r="10160" b="8255"/>
+            <wp:extent cx="5266690" cy="1563370"/>
+            <wp:effectExtent l="0" t="0" r="10160" b="17780"/>
             <wp:docPr id="18" name="图片 8"/>
             <wp:cNvGraphicFramePr>
               <a:graphicFrameLocks xmlns:a="http://schemas.openxmlformats.org/drawingml/2006/main" noChangeAspect="1"/>
@@ -13319,7 +13290,7 @@
                   <pic:spPr>
                     <a:xfrm>
                       <a:off x="0" y="0"/>
-                      <a:ext cx="5266690" cy="1782445"/>
+                      <a:ext cx="5266690" cy="1563370"/>
                     </a:xfrm>
                     <a:prstGeom prst="rect">
                       <a:avLst/>
@@ -13334,21 +13305,6 @@
             </a:graphic>
           </wp:inline>
         </w:drawing>
-      </w:r>
-    </w:p>
-    <w:p>
-      <w:pPr>
-        <w:rPr>
-          <w:rFonts w:hint="eastAsia"/>
-          <w:lang w:val="en-US" w:eastAsia="zh-CN"/>
-        </w:rPr>
-      </w:pPr>
-      <w:r>
-        <w:rPr>
-          <w:rFonts w:hint="eastAsia"/>
-          <w:lang w:val="en-US" w:eastAsia="zh-CN"/>
-        </w:rPr>
-        <w:br w:type="page"/>
       </w:r>
     </w:p>
     <w:p>
@@ -13966,8 +13922,8 @@
       <w:r>
         <w:drawing>
           <wp:inline distT="0" distB="0" distL="114300" distR="114300">
-            <wp:extent cx="5273040" cy="1948815"/>
-            <wp:effectExtent l="0" t="0" r="3810" b="13335"/>
+            <wp:extent cx="5273040" cy="1623060"/>
+            <wp:effectExtent l="0" t="0" r="3810" b="15240"/>
             <wp:docPr id="22" name="图片 12"/>
             <wp:cNvGraphicFramePr>
               <a:graphicFrameLocks xmlns:a="http://schemas.openxmlformats.org/drawingml/2006/main" noChangeAspect="1"/>
@@ -13990,7 +13946,7 @@
                   <pic:spPr>
                     <a:xfrm>
                       <a:off x="0" y="0"/>
-                      <a:ext cx="5273040" cy="1948815"/>
+                      <a:ext cx="5273040" cy="1623060"/>
                     </a:xfrm>
                     <a:prstGeom prst="rect">
                       <a:avLst/>
@@ -14249,21 +14205,6 @@
     </w:p>
     <w:p>
       <w:pPr>
-        <w:rPr>
-          <w:rFonts w:hint="eastAsia"/>
-          <w:lang w:val="en-US" w:eastAsia="zh-CN"/>
-        </w:rPr>
-      </w:pPr>
-      <w:r>
-        <w:rPr>
-          <w:rFonts w:hint="eastAsia"/>
-          <w:lang w:val="en-US" w:eastAsia="zh-CN"/>
-        </w:rPr>
-        <w:br w:type="page"/>
-      </w:r>
-    </w:p>
-    <w:p>
-      <w:pPr>
         <w:pStyle w:val="32"/>
         <w:keepNext w:val="0"/>
         <w:keepLines w:val="0"/>
@@ -14645,8 +14586,8 @@
       <w:r>
         <w:drawing>
           <wp:inline distT="0" distB="0" distL="114300" distR="114300">
-            <wp:extent cx="5260340" cy="1944370"/>
-            <wp:effectExtent l="0" t="0" r="16510" b="17780"/>
+            <wp:extent cx="5260340" cy="1660525"/>
+            <wp:effectExtent l="0" t="0" r="16510" b="15875"/>
             <wp:docPr id="28" name="图片 18"/>
             <wp:cNvGraphicFramePr>
               <a:graphicFrameLocks xmlns:a="http://schemas.openxmlformats.org/drawingml/2006/main" noChangeAspect="1"/>
@@ -14669,7 +14610,7 @@
                   <pic:spPr>
                     <a:xfrm>
                       <a:off x="0" y="0"/>
-                      <a:ext cx="5260340" cy="1944370"/>
+                      <a:ext cx="5260340" cy="1660525"/>
                     </a:xfrm>
                     <a:prstGeom prst="rect">
                       <a:avLst/>
@@ -20589,8 +20530,8 @@
         <w:snapToGrid w:val="0"/>
         <w:textAlignment w:val="baseline"/>
       </w:pPr>
-      <w:bookmarkStart w:id="67" w:name="heading_10"/>
-      <w:bookmarkStart w:id="68" w:name="_Toc3489"/>
+      <w:bookmarkStart w:id="67" w:name="_Toc3489"/>
+      <w:bookmarkStart w:id="68" w:name="heading_10"/>
       <w:r>
         <w:t>应用情况</w:t>
       </w:r>
@@ -20638,21 +20579,12 @@
         </w:rPr>
         <w:t>、</w:t>
       </w:r>
-      <w:bookmarkStart w:id="109" w:name="_GoBack"/>
-      <w:r>
-        <w:rPr>
-          <w:rFonts w:hint="eastAsia"/>
-          <w:lang w:val="en-US" w:eastAsia="zh-CN"/>
-        </w:rPr>
-        <w:t>宁波超创主机运维服务项目</w:t>
-      </w:r>
-      <w:bookmarkEnd w:id="109"/>
-      <w:r>
-        <w:rPr>
-          <w:rFonts w:hint="eastAsia"/>
-          <w:lang w:val="en-US" w:eastAsia="zh-CN"/>
-        </w:rPr>
-        <w:t>和镇海协同办公系统数据库技术服务项目</w:t>
+      <w:r>
+        <w:rPr>
+          <w:rFonts w:hint="eastAsia"/>
+          <w:lang w:val="en-US" w:eastAsia="zh-CN"/>
+        </w:rPr>
+        <w:t>宁波超创主机运维服务项目和镇海协同办公系统数据库技术服务项目</w:t>
       </w:r>
       <w:r>
         <w:t>上得到应用，目前应用情况良好，提升了公司的巡检效率和响应及时率。</w:t>
@@ -20676,8 +20608,8 @@
         <w:snapToGrid w:val="0"/>
         <w:textAlignment w:val="baseline"/>
       </w:pPr>
-      <w:bookmarkStart w:id="69" w:name="heading_12"/>
-      <w:bookmarkStart w:id="70" w:name="_Toc4240"/>
+      <w:bookmarkStart w:id="69" w:name="_Toc4240"/>
+      <w:bookmarkStart w:id="70" w:name="heading_12"/>
       <w:r>
         <w:t>服务台应用情况</w:t>
       </w:r>
@@ -20702,8 +20634,8 @@
         <w:snapToGrid w:val="0"/>
         <w:textAlignment w:val="baseline"/>
       </w:pPr>
-      <w:bookmarkStart w:id="71" w:name="heading_13"/>
-      <w:bookmarkStart w:id="72" w:name="_Toc24287"/>
+      <w:bookmarkStart w:id="71" w:name="_Toc24287"/>
+      <w:bookmarkStart w:id="72" w:name="heading_13"/>
       <w:r>
         <w:t>服务台管理体系概述</w:t>
       </w:r>
@@ -20750,8 +20682,8 @@
         <w:snapToGrid w:val="0"/>
         <w:textAlignment w:val="baseline"/>
       </w:pPr>
-      <w:bookmarkStart w:id="73" w:name="heading_14"/>
-      <w:bookmarkStart w:id="74" w:name="_Toc24908"/>
+      <w:bookmarkStart w:id="73" w:name="_Toc24908"/>
+      <w:bookmarkStart w:id="74" w:name="heading_14"/>
       <w:r>
         <w:t>核心机制的应用与执行情况</w:t>
       </w:r>
@@ -21066,7 +20998,15 @@
         <w:rPr>
           <w:rFonts w:hint="eastAsia"/>
         </w:rPr>
-        <w:t>自服务台制度与iTop系统结合应用以来，取得了显著成效：流程标准化，通过iTop将制度流程固化，杜绝随意性，运维效率显著提升；服务可视化，工单状态实时更新，处理进度对客户透明，增强客户信任感；管理数据化，基于iTop的报表功能对SLA、工单数量、解决时长等KPI进行量化监控，为管理决策提供精准数据支持；知识资产化，初步建立了与运维流程联动的知识管理体系，提升团队整体解决问题的能力和效率。</w:t>
+        <w:t>自服务台制度与iTop系统结合应用以来，取得了显著成效：流程标准化，通过iTop将制度流程固化，杜绝随意性，运维效率显著提升；服务可视化，工单状态实时更新，处理进度对客户透明，增强客户信任感；管理数据化，基于iTop的报表功能对SLA、工单数量、解决时长等KPI进行量化监控，为管理决策提供精准数据支持；知识资产化，初步建立了与运维流程联动的知识管理体系，提升团队整体解决问题的</w:t>
+      </w:r>
+      <w:bookmarkStart w:id="109" w:name="_GoBack"/>
+      <w:bookmarkEnd w:id="109"/>
+      <w:r>
+        <w:rPr>
+          <w:rFonts w:hint="eastAsia"/>
+        </w:rPr>
+        <w:t>能力和效率。</w:t>
       </w:r>
     </w:p>
     <w:p>
@@ -21087,8 +21027,8 @@
         <w:snapToGrid w:val="0"/>
         <w:textAlignment w:val="baseline"/>
       </w:pPr>
-      <w:bookmarkStart w:id="78" w:name="heading_20"/>
-      <w:bookmarkStart w:id="79" w:name="_Toc27253"/>
+      <w:bookmarkStart w:id="78" w:name="_Toc27253"/>
+      <w:bookmarkStart w:id="79" w:name="heading_20"/>
       <w:r>
         <w:t>备件库应用情况</w:t>
       </w:r>
@@ -21171,8 +21111,8 @@
         <w:snapToGrid w:val="0"/>
         <w:textAlignment w:val="baseline"/>
       </w:pPr>
-      <w:bookmarkStart w:id="82" w:name="heading_22"/>
-      <w:bookmarkStart w:id="83" w:name="_Toc30902"/>
+      <w:bookmarkStart w:id="82" w:name="_Toc30902"/>
+      <w:bookmarkStart w:id="83" w:name="heading_22"/>
       <w:r>
         <w:t>核心管理机制的应用与执行情况</w:t>
       </w:r>
@@ -21562,8 +21502,8 @@
         <w:snapToGrid w:val="0"/>
         <w:textAlignment w:val="baseline"/>
       </w:pPr>
-      <w:bookmarkStart w:id="90" w:name="heading_30"/>
-      <w:bookmarkStart w:id="91" w:name="_Toc6654"/>
+      <w:bookmarkStart w:id="90" w:name="_Toc6654"/>
+      <w:bookmarkStart w:id="91" w:name="heading_30"/>
       <w:r>
         <w:rPr>
           <w:rFonts w:hint="eastAsia"/>
